--- a/lab4_report/lab4.docx
+++ b/lab4_report/lab4.docx
@@ -254,7 +254,7 @@
           <w:sz w:val="28"/>
           <w:szCs w:val="28"/>
         </w:rPr>
-        <w:t xml:space="preserve">Отчет по лабораторной работе № </w:t>
+        <w:t>Отчет по лабораторной работе №</w:t>
       </w:r>
       <w:r>
         <w:rPr>
@@ -262,13 +262,14 @@
           <w:sz w:val="28"/>
           <w:szCs w:val="28"/>
         </w:rPr>
-        <w:t>3</w:t>
+        <w:t>4</w:t>
       </w:r>
     </w:p>
     <w:p>
       <w:pPr>
         <w:pStyle w:val="Iiinenoieie"/>
         <w:spacing w:line="100" w:lineRule="atLeast"/>
+        <w:ind w:firstLine="0"/>
         <w:jc w:val="center"/>
         <w:rPr>
           <w:sz w:val="28"/>
@@ -284,7 +285,56 @@
         <w:rPr>
           <w:sz w:val="28"/>
         </w:rPr>
-        <w:t>ЛР№2 часть 1.2. Основы языка JS</w:t>
+        <w:t>ЛР</w:t>
+      </w:r>
+      <w:r>
+        <w:rPr>
+          <w:sz w:val="28"/>
+        </w:rPr>
+        <w:t xml:space="preserve"> </w:t>
+      </w:r>
+      <w:r>
+        <w:rPr>
+          <w:sz w:val="28"/>
+        </w:rPr>
+        <w:t>№</w:t>
+      </w:r>
+      <w:r>
+        <w:rPr>
+          <w:sz w:val="28"/>
+        </w:rPr>
+        <w:t>4</w:t>
+      </w:r>
+      <w:r>
+        <w:rPr>
+          <w:sz w:val="28"/>
+        </w:rPr>
+        <w:t xml:space="preserve"> </w:t>
+      </w:r>
+      <w:r>
+        <w:rPr>
+          <w:sz w:val="28"/>
+        </w:rPr>
+        <w:t>тема 2</w:t>
+      </w:r>
+      <w:r>
+        <w:rPr>
+          <w:sz w:val="28"/>
+        </w:rPr>
+        <w:t xml:space="preserve">. </w:t>
+      </w:r>
+      <w:r>
+        <w:rPr>
+          <w:sz w:val="28"/>
+        </w:rPr>
+        <w:t xml:space="preserve">Язык Разметки </w:t>
+      </w:r>
+      <w:r>
+        <w:rPr>
+          <w:sz w:val="28"/>
+          <w:lang w:val="en-US"/>
+        </w:rPr>
+        <w:t>HTML</w:t>
       </w:r>
       <w:r>
         <w:rPr>
@@ -297,6 +347,7 @@
       <w:pPr>
         <w:pStyle w:val="Iiinenoieie"/>
         <w:spacing w:line="100" w:lineRule="atLeast"/>
+        <w:ind w:firstLine="0"/>
         <w:jc w:val="center"/>
         <w:rPr>
           <w:sz w:val="28"/>
@@ -858,7 +909,6 @@
           <w:rFonts w:ascii="Times New Roman" w:hAnsi="Times New Roman" w:cs="Times New Roman"/>
           <w:sz w:val="28"/>
           <w:szCs w:val="28"/>
-          <w:lang w:val="en-US"/>
         </w:rPr>
       </w:pPr>
       <w:r>
@@ -928,20 +978,10 @@
       <w:r>
         <w:rPr>
           <w:rFonts w:ascii="Times New Roman" w:hAnsi="Times New Roman" w:cs="Times New Roman"/>
-          <w:b/>
-          <w:bCs/>
-          <w:sz w:val="28"/>
-          <w:szCs w:val="28"/>
-        </w:rPr>
-        <w:t>Цель.</w:t>
-      </w:r>
-      <w:r>
-        <w:rPr>
-          <w:rFonts w:ascii="Times New Roman" w:hAnsi="Times New Roman" w:cs="Times New Roman"/>
-          <w:sz w:val="28"/>
-          <w:szCs w:val="28"/>
-        </w:rPr>
-        <w:t xml:space="preserve"> Научиться создавать HTML-документ с использованием основных тегов, применять теги для форматирования текста и размечать даты с помощью тега &lt;</w:t>
+          <w:sz w:val="28"/>
+          <w:szCs w:val="28"/>
+        </w:rPr>
+        <w:t>Цель. Научиться создавать HTML-документ с использованием основных тегов, применять теги для форматирования текста и размечать даты с помощью тега &lt;</w:t>
       </w:r>
       <w:proofErr w:type="spellStart"/>
       <w:r>
@@ -1823,8 +1863,59 @@
           <w:rFonts w:ascii="Times New Roman" w:hAnsi="Times New Roman" w:cs="Times New Roman"/>
           <w:sz w:val="28"/>
           <w:szCs w:val="28"/>
+        </w:rPr>
+        <w:t xml:space="preserve"> </w:t>
+      </w:r>
+      <w:r>
+        <w:rPr>
+          <w:rFonts w:ascii="Times New Roman" w:hAnsi="Times New Roman" w:cs="Times New Roman"/>
+          <w:sz w:val="28"/>
+          <w:szCs w:val="28"/>
+        </w:rPr>
+        <w:t>файле</w:t>
+      </w:r>
+      <w:r>
+        <w:rPr>
+          <w:rFonts w:ascii="Times New Roman" w:hAnsi="Times New Roman" w:cs="Times New Roman"/>
+          <w:sz w:val="28"/>
+          <w:szCs w:val="28"/>
+        </w:rPr>
+        <w:t xml:space="preserve"> </w:t>
+      </w:r>
+      <w:r>
+        <w:rPr>
+          <w:rFonts w:ascii="Times New Roman" w:hAnsi="Times New Roman" w:cs="Times New Roman"/>
+          <w:sz w:val="28"/>
+          <w:szCs w:val="28"/>
           <w:lang w:val="en-US"/>
         </w:rPr>
+        <w:t>style</w:t>
+      </w:r>
+      <w:r>
+        <w:rPr>
+          <w:rFonts w:ascii="Times New Roman" w:hAnsi="Times New Roman" w:cs="Times New Roman"/>
+          <w:sz w:val="28"/>
+          <w:szCs w:val="28"/>
+        </w:rPr>
+        <w:t>.</w:t>
+      </w:r>
+      <w:proofErr w:type="spellStart"/>
+      <w:r>
+        <w:rPr>
+          <w:rFonts w:ascii="Times New Roman" w:hAnsi="Times New Roman" w:cs="Times New Roman"/>
+          <w:sz w:val="28"/>
+          <w:szCs w:val="28"/>
+          <w:lang w:val="en-US"/>
+        </w:rPr>
+        <w:t>css</w:t>
+      </w:r>
+      <w:proofErr w:type="spellEnd"/>
+      <w:r>
+        <w:rPr>
+          <w:rFonts w:ascii="Times New Roman" w:hAnsi="Times New Roman" w:cs="Times New Roman"/>
+          <w:sz w:val="28"/>
+          <w:szCs w:val="28"/>
+        </w:rPr>
         <w:t xml:space="preserve"> </w:t>
       </w:r>
       <w:r>
@@ -1833,7 +1924,32 @@
           <w:sz w:val="28"/>
           <w:szCs w:val="28"/>
         </w:rPr>
-        <w:t>файле</w:t>
+        <w:t>для</w:t>
+      </w:r>
+      <w:r>
+        <w:rPr>
+          <w:rFonts w:ascii="Times New Roman" w:hAnsi="Times New Roman" w:cs="Times New Roman"/>
+          <w:sz w:val="28"/>
+          <w:szCs w:val="28"/>
+        </w:rPr>
+        <w:t xml:space="preserve"> </w:t>
+      </w:r>
+      <w:proofErr w:type="gramStart"/>
+      <w:r>
+        <w:rPr>
+          <w:rFonts w:ascii="Times New Roman" w:hAnsi="Times New Roman" w:cs="Times New Roman"/>
+          <w:sz w:val="28"/>
+          <w:szCs w:val="28"/>
+        </w:rPr>
+        <w:t>класса</w:t>
+      </w:r>
+      <w:r>
+        <w:rPr>
+          <w:rFonts w:ascii="Times New Roman" w:hAnsi="Times New Roman" w:cs="Times New Roman"/>
+          <w:sz w:val="28"/>
+          <w:szCs w:val="28"/>
+        </w:rPr>
+        <w:t xml:space="preserve"> .</w:t>
       </w:r>
       <w:r>
         <w:rPr>
@@ -1842,15 +1958,16 @@
           <w:szCs w:val="28"/>
           <w:lang w:val="en-US"/>
         </w:rPr>
-        <w:t xml:space="preserve"> style.css </w:t>
-      </w:r>
-      <w:r>
-        <w:rPr>
-          <w:rFonts w:ascii="Times New Roman" w:hAnsi="Times New Roman" w:cs="Times New Roman"/>
-          <w:sz w:val="28"/>
-          <w:szCs w:val="28"/>
-        </w:rPr>
-        <w:t>для</w:t>
+        <w:t>page</w:t>
+      </w:r>
+      <w:proofErr w:type="gramEnd"/>
+      <w:r>
+        <w:rPr>
+          <w:rFonts w:ascii="Times New Roman" w:hAnsi="Times New Roman" w:cs="Times New Roman"/>
+          <w:sz w:val="28"/>
+          <w:szCs w:val="28"/>
+        </w:rPr>
+        <w:t>-</w:t>
       </w:r>
       <w:r>
         <w:rPr>
@@ -1859,36 +1976,16 @@
           <w:szCs w:val="28"/>
           <w:lang w:val="en-US"/>
         </w:rPr>
+        <w:t>welcome</w:t>
+      </w:r>
+      <w:r>
+        <w:rPr>
+          <w:rFonts w:ascii="Times New Roman" w:hAnsi="Times New Roman" w:cs="Times New Roman"/>
+          <w:sz w:val="28"/>
+          <w:szCs w:val="28"/>
+        </w:rPr>
         <w:t xml:space="preserve"> </w:t>
       </w:r>
-      <w:proofErr w:type="gramStart"/>
-      <w:r>
-        <w:rPr>
-          <w:rFonts w:ascii="Times New Roman" w:hAnsi="Times New Roman" w:cs="Times New Roman"/>
-          <w:sz w:val="28"/>
-          <w:szCs w:val="28"/>
-        </w:rPr>
-        <w:t>класса</w:t>
-      </w:r>
-      <w:r>
-        <w:rPr>
-          <w:rFonts w:ascii="Times New Roman" w:hAnsi="Times New Roman" w:cs="Times New Roman"/>
-          <w:sz w:val="28"/>
-          <w:szCs w:val="28"/>
-          <w:lang w:val="en-US"/>
-        </w:rPr>
-        <w:t xml:space="preserve"> .page</w:t>
-      </w:r>
-      <w:proofErr w:type="gramEnd"/>
-      <w:r>
-        <w:rPr>
-          <w:rFonts w:ascii="Times New Roman" w:hAnsi="Times New Roman" w:cs="Times New Roman"/>
-          <w:sz w:val="28"/>
-          <w:szCs w:val="28"/>
-          <w:lang w:val="en-US"/>
-        </w:rPr>
-        <w:t xml:space="preserve">-welcome </w:t>
-      </w:r>
       <w:r>
         <w:rPr>
           <w:rFonts w:ascii="Times New Roman" w:hAnsi="Times New Roman" w:cs="Times New Roman"/>
@@ -1902,7 +1999,6 @@
           <w:rFonts w:ascii="Times New Roman" w:hAnsi="Times New Roman" w:cs="Times New Roman"/>
           <w:sz w:val="28"/>
           <w:szCs w:val="28"/>
-          <w:lang w:val="en-US"/>
         </w:rPr>
         <w:t xml:space="preserve"> </w:t>
       </w:r>
@@ -1919,7 +2015,6 @@
           <w:rFonts w:ascii="Times New Roman" w:hAnsi="Times New Roman" w:cs="Times New Roman"/>
           <w:sz w:val="28"/>
           <w:szCs w:val="28"/>
-          <w:lang w:val="en-US"/>
         </w:rPr>
         <w:t xml:space="preserve">: </w:t>
       </w:r>
@@ -1936,7 +2031,6 @@
           <w:rFonts w:ascii="Times New Roman" w:hAnsi="Times New Roman" w:cs="Times New Roman"/>
           <w:sz w:val="28"/>
           <w:szCs w:val="28"/>
-          <w:lang w:val="en-US"/>
         </w:rPr>
         <w:t xml:space="preserve">, </w:t>
       </w:r>
@@ -1953,7 +2047,6 @@
           <w:rFonts w:ascii="Times New Roman" w:hAnsi="Times New Roman" w:cs="Times New Roman"/>
           <w:sz w:val="28"/>
           <w:szCs w:val="28"/>
-          <w:lang w:val="en-US"/>
         </w:rPr>
         <w:t xml:space="preserve">, </w:t>
       </w:r>
@@ -1970,7 +2063,6 @@
           <w:rFonts w:ascii="Times New Roman" w:hAnsi="Times New Roman" w:cs="Times New Roman"/>
           <w:sz w:val="28"/>
           <w:szCs w:val="28"/>
-          <w:lang w:val="en-US"/>
         </w:rPr>
         <w:t xml:space="preserve">. </w:t>
       </w:r>
@@ -2022,7 +2114,6 @@
     <w:p>
       <w:pPr>
         <w:spacing w:after="0" w:line="360" w:lineRule="auto"/>
-        <w:ind w:firstLine="709"/>
         <w:jc w:val="center"/>
         <w:rPr>
           <w:rFonts w:ascii="Times New Roman" w:hAnsi="Times New Roman" w:cs="Times New Roman"/>
@@ -2033,6 +2124,7 @@
       <w:r>
         <w:rPr>
           <w:rFonts w:ascii="Times New Roman" w:hAnsi="Times New Roman" w:cs="Times New Roman"/>
+          <w:noProof/>
           <w:sz w:val="28"/>
           <w:szCs w:val="28"/>
         </w:rPr>
@@ -2076,7 +2168,6 @@
     <w:p>
       <w:pPr>
         <w:spacing w:after="0" w:line="360" w:lineRule="auto"/>
-        <w:ind w:firstLine="709"/>
         <w:jc w:val="center"/>
         <w:rPr>
           <w:rFonts w:ascii="Times New Roman" w:hAnsi="Times New Roman" w:cs="Times New Roman"/>
@@ -2133,20 +2224,10 @@
       <w:r>
         <w:rPr>
           <w:rFonts w:ascii="Times New Roman" w:hAnsi="Times New Roman" w:cs="Times New Roman"/>
-          <w:b/>
-          <w:bCs/>
-          <w:sz w:val="28"/>
-          <w:szCs w:val="28"/>
-        </w:rPr>
-        <w:t>Цель.</w:t>
-      </w:r>
-      <w:r>
-        <w:rPr>
-          <w:rFonts w:ascii="Times New Roman" w:hAnsi="Times New Roman" w:cs="Times New Roman"/>
-          <w:sz w:val="28"/>
-          <w:szCs w:val="28"/>
-        </w:rPr>
-        <w:t xml:space="preserve"> Научиться вставлять изображения на веб-страницу с помощью тега &lt;</w:t>
+          <w:sz w:val="28"/>
+          <w:szCs w:val="28"/>
+        </w:rPr>
+        <w:t>Цель. Научиться вставлять изображения на веб-страницу с помощью тега &lt;</w:t>
       </w:r>
       <w:proofErr w:type="spellStart"/>
       <w:r>
@@ -2432,79 +2513,78 @@
           <w:rFonts w:ascii="Times New Roman" w:hAnsi="Times New Roman" w:cs="Times New Roman"/>
           <w:sz w:val="28"/>
           <w:szCs w:val="28"/>
+        </w:rPr>
+      </w:pPr>
+      <w:r>
+        <w:rPr>
+          <w:rFonts w:ascii="Times New Roman" w:hAnsi="Times New Roman" w:cs="Times New Roman"/>
+          <w:sz w:val="28"/>
+          <w:szCs w:val="28"/>
+        </w:rPr>
+        <w:t>В файле style.css для изображений заданы размеры (100x100px) и эффект плавного увеличения при наведении (</w:t>
+      </w:r>
+      <w:proofErr w:type="spellStart"/>
+      <w:r>
+        <w:rPr>
+          <w:rFonts w:ascii="Times New Roman" w:hAnsi="Times New Roman" w:cs="Times New Roman"/>
+          <w:sz w:val="28"/>
+          <w:szCs w:val="28"/>
+        </w:rPr>
+        <w:t>transform</w:t>
+      </w:r>
+      <w:proofErr w:type="spellEnd"/>
+      <w:r>
+        <w:rPr>
+          <w:rFonts w:ascii="Times New Roman" w:hAnsi="Times New Roman" w:cs="Times New Roman"/>
+          <w:sz w:val="28"/>
+          <w:szCs w:val="28"/>
+        </w:rPr>
+        <w:t xml:space="preserve">: </w:t>
+      </w:r>
+      <w:proofErr w:type="spellStart"/>
+      <w:proofErr w:type="gramStart"/>
+      <w:r>
+        <w:rPr>
+          <w:rFonts w:ascii="Times New Roman" w:hAnsi="Times New Roman" w:cs="Times New Roman"/>
+          <w:sz w:val="28"/>
+          <w:szCs w:val="28"/>
+        </w:rPr>
+        <w:t>scale</w:t>
+      </w:r>
+      <w:proofErr w:type="spellEnd"/>
+      <w:r>
+        <w:rPr>
+          <w:rFonts w:ascii="Times New Roman" w:hAnsi="Times New Roman" w:cs="Times New Roman"/>
+          <w:sz w:val="28"/>
+          <w:szCs w:val="28"/>
+        </w:rPr>
+        <w:t>(</w:t>
+      </w:r>
+      <w:proofErr w:type="gramEnd"/>
+      <w:r>
+        <w:rPr>
+          <w:rFonts w:ascii="Times New Roman" w:hAnsi="Times New Roman" w:cs="Times New Roman"/>
+          <w:sz w:val="28"/>
+          <w:szCs w:val="28"/>
+        </w:rPr>
+        <w:t>1.1)). Сама всплывающая подсказка перекрашена в синий цвет с белым текстом и скругленными углами.</w:t>
+      </w:r>
+    </w:p>
+    <w:p>
+      <w:pPr>
+        <w:spacing w:after="0" w:line="360" w:lineRule="auto"/>
+        <w:jc w:val="center"/>
+        <w:rPr>
+          <w:rFonts w:ascii="Times New Roman" w:hAnsi="Times New Roman" w:cs="Times New Roman"/>
+          <w:sz w:val="28"/>
+          <w:szCs w:val="28"/>
           <w:lang w:val="en-US"/>
         </w:rPr>
       </w:pPr>
       <w:r>
         <w:rPr>
           <w:rFonts w:ascii="Times New Roman" w:hAnsi="Times New Roman" w:cs="Times New Roman"/>
-          <w:sz w:val="28"/>
-          <w:szCs w:val="28"/>
-        </w:rPr>
-        <w:t>В файле style.css для изображений заданы размеры (100x100px) и эффект плавного увеличения при наведении (</w:t>
-      </w:r>
-      <w:proofErr w:type="spellStart"/>
-      <w:r>
-        <w:rPr>
-          <w:rFonts w:ascii="Times New Roman" w:hAnsi="Times New Roman" w:cs="Times New Roman"/>
-          <w:sz w:val="28"/>
-          <w:szCs w:val="28"/>
-        </w:rPr>
-        <w:t>transform</w:t>
-      </w:r>
-      <w:proofErr w:type="spellEnd"/>
-      <w:r>
-        <w:rPr>
-          <w:rFonts w:ascii="Times New Roman" w:hAnsi="Times New Roman" w:cs="Times New Roman"/>
-          <w:sz w:val="28"/>
-          <w:szCs w:val="28"/>
-        </w:rPr>
-        <w:t xml:space="preserve">: </w:t>
-      </w:r>
-      <w:proofErr w:type="spellStart"/>
-      <w:proofErr w:type="gramStart"/>
-      <w:r>
-        <w:rPr>
-          <w:rFonts w:ascii="Times New Roman" w:hAnsi="Times New Roman" w:cs="Times New Roman"/>
-          <w:sz w:val="28"/>
-          <w:szCs w:val="28"/>
-        </w:rPr>
-        <w:t>scale</w:t>
-      </w:r>
-      <w:proofErr w:type="spellEnd"/>
-      <w:r>
-        <w:rPr>
-          <w:rFonts w:ascii="Times New Roman" w:hAnsi="Times New Roman" w:cs="Times New Roman"/>
-          <w:sz w:val="28"/>
-          <w:szCs w:val="28"/>
-        </w:rPr>
-        <w:t>(</w:t>
-      </w:r>
-      <w:proofErr w:type="gramEnd"/>
-      <w:r>
-        <w:rPr>
-          <w:rFonts w:ascii="Times New Roman" w:hAnsi="Times New Roman" w:cs="Times New Roman"/>
-          <w:sz w:val="28"/>
-          <w:szCs w:val="28"/>
-        </w:rPr>
-        <w:t>1.1)). Сама всплывающая подсказка перекрашена в синий цвет с белым текстом и скругленными углами.</w:t>
-      </w:r>
-    </w:p>
-    <w:p>
-      <w:pPr>
-        <w:spacing w:after="0" w:line="360" w:lineRule="auto"/>
-        <w:ind w:firstLine="709"/>
-        <w:jc w:val="center"/>
-        <w:rPr>
-          <w:rFonts w:ascii="Times New Roman" w:hAnsi="Times New Roman" w:cs="Times New Roman"/>
-          <w:sz w:val="28"/>
-          <w:szCs w:val="28"/>
-          <w:lang w:val="en-US"/>
-        </w:rPr>
-      </w:pPr>
-      <w:r>
-        <w:rPr>
-          <w:rFonts w:ascii="Times New Roman" w:hAnsi="Times New Roman" w:cs="Times New Roman"/>
+          <w:noProof/>
           <w:sz w:val="28"/>
           <w:szCs w:val="28"/>
           <w:lang w:val="en-US"/>
@@ -2550,13 +2630,11 @@
     <w:p>
       <w:pPr>
         <w:spacing w:after="0" w:line="360" w:lineRule="auto"/>
-        <w:ind w:firstLine="709"/>
         <w:jc w:val="center"/>
         <w:rPr>
           <w:rFonts w:ascii="Times New Roman" w:hAnsi="Times New Roman" w:cs="Times New Roman"/>
           <w:sz w:val="28"/>
           <w:szCs w:val="28"/>
-          <w:lang w:val="en-US"/>
         </w:rPr>
       </w:pPr>
       <w:r>
@@ -2608,20 +2686,10 @@
       <w:r>
         <w:rPr>
           <w:rFonts w:ascii="Times New Roman" w:hAnsi="Times New Roman" w:cs="Times New Roman"/>
-          <w:b/>
-          <w:bCs/>
-          <w:sz w:val="28"/>
-          <w:szCs w:val="28"/>
-        </w:rPr>
-        <w:t>Цель.</w:t>
-      </w:r>
-      <w:r>
-        <w:rPr>
-          <w:rFonts w:ascii="Times New Roman" w:hAnsi="Times New Roman" w:cs="Times New Roman"/>
-          <w:sz w:val="28"/>
-          <w:szCs w:val="28"/>
-        </w:rPr>
-        <w:t xml:space="preserve"> Научиться создавать страницу ошибки 404 с использованием фоновой графики и полезной информации для пользователей.</w:t>
+          <w:sz w:val="28"/>
+          <w:szCs w:val="28"/>
+        </w:rPr>
+        <w:t>Цель. Научиться создавать страницу ошибки 404 с использованием фоновой графики и полезной информации для пользователей.</w:t>
       </w:r>
     </w:p>
     <w:p>
@@ -2653,69 +2721,68 @@
           <w:rFonts w:ascii="Times New Roman" w:hAnsi="Times New Roman" w:cs="Times New Roman"/>
           <w:sz w:val="28"/>
           <w:szCs w:val="28"/>
+        </w:rPr>
+      </w:pPr>
+      <w:r>
+        <w:rPr>
+          <w:rFonts w:ascii="Times New Roman" w:hAnsi="Times New Roman" w:cs="Times New Roman"/>
+          <w:sz w:val="28"/>
+          <w:szCs w:val="28"/>
+        </w:rPr>
+        <w:t xml:space="preserve">Стилизация выполнена в </w:t>
+      </w:r>
+      <w:proofErr w:type="spellStart"/>
+      <w:r>
+        <w:rPr>
+          <w:rFonts w:ascii="Times New Roman" w:hAnsi="Times New Roman" w:cs="Times New Roman"/>
+          <w:sz w:val="28"/>
+          <w:szCs w:val="28"/>
+        </w:rPr>
+        <w:t>css</w:t>
+      </w:r>
+      <w:proofErr w:type="spellEnd"/>
+      <w:r>
+        <w:rPr>
+          <w:rFonts w:ascii="Times New Roman" w:hAnsi="Times New Roman" w:cs="Times New Roman"/>
+          <w:sz w:val="28"/>
+          <w:szCs w:val="28"/>
+        </w:rPr>
+        <w:t xml:space="preserve">/style.css. </w:t>
+      </w:r>
+      <w:proofErr w:type="gramStart"/>
+      <w:r>
+        <w:rPr>
+          <w:rFonts w:ascii="Times New Roman" w:hAnsi="Times New Roman" w:cs="Times New Roman"/>
+          <w:sz w:val="28"/>
+          <w:szCs w:val="28"/>
+        </w:rPr>
+        <w:t>Класс .page</w:t>
+      </w:r>
+      <w:proofErr w:type="gramEnd"/>
+      <w:r>
+        <w:rPr>
+          <w:rFonts w:ascii="Times New Roman" w:hAnsi="Times New Roman" w:cs="Times New Roman"/>
+          <w:sz w:val="28"/>
+          <w:szCs w:val="28"/>
+        </w:rPr>
+        <w:t>-404 задает выравнивание контента по центру экрана и полупрозрачный синий фон. Основная информация помещена в белую карточку с тенью и синей полоской сверху. Кнопки имеют эффекты при наведении (изменение цвета фона и смещение вверх).</w:t>
+      </w:r>
+    </w:p>
+    <w:p>
+      <w:pPr>
+        <w:spacing w:after="0" w:line="360" w:lineRule="auto"/>
+        <w:jc w:val="center"/>
+        <w:rPr>
+          <w:rFonts w:ascii="Times New Roman" w:hAnsi="Times New Roman" w:cs="Times New Roman"/>
+          <w:sz w:val="28"/>
+          <w:szCs w:val="28"/>
           <w:lang w:val="en-US"/>
         </w:rPr>
       </w:pPr>
       <w:r>
         <w:rPr>
           <w:rFonts w:ascii="Times New Roman" w:hAnsi="Times New Roman" w:cs="Times New Roman"/>
-          <w:sz w:val="28"/>
-          <w:szCs w:val="28"/>
-        </w:rPr>
-        <w:t xml:space="preserve">Стилизация выполнена в </w:t>
-      </w:r>
-      <w:proofErr w:type="spellStart"/>
-      <w:r>
-        <w:rPr>
-          <w:rFonts w:ascii="Times New Roman" w:hAnsi="Times New Roman" w:cs="Times New Roman"/>
-          <w:sz w:val="28"/>
-          <w:szCs w:val="28"/>
-        </w:rPr>
-        <w:t>css</w:t>
-      </w:r>
-      <w:proofErr w:type="spellEnd"/>
-      <w:r>
-        <w:rPr>
-          <w:rFonts w:ascii="Times New Roman" w:hAnsi="Times New Roman" w:cs="Times New Roman"/>
-          <w:sz w:val="28"/>
-          <w:szCs w:val="28"/>
-        </w:rPr>
-        <w:t xml:space="preserve">/style.css. </w:t>
-      </w:r>
-      <w:proofErr w:type="gramStart"/>
-      <w:r>
-        <w:rPr>
-          <w:rFonts w:ascii="Times New Roman" w:hAnsi="Times New Roman" w:cs="Times New Roman"/>
-          <w:sz w:val="28"/>
-          <w:szCs w:val="28"/>
-        </w:rPr>
-        <w:t>Класс .page</w:t>
-      </w:r>
-      <w:proofErr w:type="gramEnd"/>
-      <w:r>
-        <w:rPr>
-          <w:rFonts w:ascii="Times New Roman" w:hAnsi="Times New Roman" w:cs="Times New Roman"/>
-          <w:sz w:val="28"/>
-          <w:szCs w:val="28"/>
-        </w:rPr>
-        <w:t>-404 задает выравнивание контента по центру экрана и полупрозрачный синий фон. Основная информация помещена в белую карточку с тенью и синей полоской сверху. Кнопки имеют эффекты при наведении (изменение цвета фона и смещение вверх).</w:t>
-      </w:r>
-    </w:p>
-    <w:p>
-      <w:pPr>
-        <w:spacing w:after="0" w:line="360" w:lineRule="auto"/>
-        <w:ind w:firstLine="709"/>
-        <w:jc w:val="center"/>
-        <w:rPr>
-          <w:rFonts w:ascii="Times New Roman" w:hAnsi="Times New Roman" w:cs="Times New Roman"/>
-          <w:sz w:val="28"/>
-          <w:szCs w:val="28"/>
-          <w:lang w:val="en-US"/>
-        </w:rPr>
-      </w:pPr>
-      <w:r>
-        <w:rPr>
-          <w:rFonts w:ascii="Times New Roman" w:hAnsi="Times New Roman" w:cs="Times New Roman"/>
+          <w:noProof/>
           <w:sz w:val="28"/>
           <w:szCs w:val="28"/>
           <w:lang w:val="en-US"/>
@@ -2761,13 +2828,11 @@
     <w:p>
       <w:pPr>
         <w:spacing w:after="0" w:line="360" w:lineRule="auto"/>
-        <w:ind w:firstLine="709"/>
         <w:jc w:val="center"/>
         <w:rPr>
           <w:rFonts w:ascii="Times New Roman" w:hAnsi="Times New Roman" w:cs="Times New Roman"/>
           <w:sz w:val="28"/>
           <w:szCs w:val="28"/>
-          <w:lang w:val="en-US"/>
         </w:rPr>
       </w:pPr>
       <w:r>
@@ -2841,20 +2906,10 @@
       <w:r>
         <w:rPr>
           <w:rFonts w:ascii="Times New Roman" w:hAnsi="Times New Roman" w:cs="Times New Roman"/>
-          <w:b/>
-          <w:bCs/>
-          <w:sz w:val="28"/>
-          <w:szCs w:val="28"/>
-        </w:rPr>
-        <w:t>Цель.</w:t>
-      </w:r>
-      <w:r>
-        <w:rPr>
-          <w:rFonts w:ascii="Times New Roman" w:hAnsi="Times New Roman" w:cs="Times New Roman"/>
-          <w:sz w:val="28"/>
-          <w:szCs w:val="28"/>
-        </w:rPr>
-        <w:t xml:space="preserve"> Закрепить навыки работы с HTML, CSS и JavaScript на примере создания интерактивного приложения для управления задачами.</w:t>
+          <w:sz w:val="28"/>
+          <w:szCs w:val="28"/>
+        </w:rPr>
+        <w:t>Цель. Закрепить навыки работы с HTML, CSS и JavaScript на примере создания интерактивного приложения для управления задачами.</w:t>
       </w:r>
     </w:p>
     <w:p>
@@ -3108,10 +3163,10 @@
           <w:szCs w:val="28"/>
         </w:rPr>
         <w:drawing>
-          <wp:inline distT="0" distB="0" distL="0" distR="0" wp14:anchorId="7C7B9F8F" wp14:editId="5D936934">
-            <wp:extent cx="5068198" cy="2981325"/>
+          <wp:inline distT="0" distB="0" distL="0" distR="0" wp14:anchorId="17B074C9" wp14:editId="478F97EA">
+            <wp:extent cx="5702334" cy="2752725"/>
             <wp:effectExtent l="0" t="0" r="0" b="0"/>
-            <wp:docPr id="17251937" name="Рисунок 1"/>
+            <wp:docPr id="1583184232" name="Рисунок 1"/>
             <wp:cNvGraphicFramePr>
               <a:graphicFrameLocks xmlns:a="http://schemas.openxmlformats.org/drawingml/2006/main" noChangeAspect="1"/>
             </wp:cNvGraphicFramePr>
@@ -3119,7 +3174,7 @@
               <a:graphicData uri="http://schemas.openxmlformats.org/drawingml/2006/picture">
                 <pic:pic xmlns:pic="http://schemas.openxmlformats.org/drawingml/2006/picture">
                   <pic:nvPicPr>
-                    <pic:cNvPr id="17251937" name=""/>
+                    <pic:cNvPr id="1583184232" name=""/>
                     <pic:cNvPicPr/>
                   </pic:nvPicPr>
                   <pic:blipFill>
@@ -3131,7 +3186,7 @@
                   <pic:spPr>
                     <a:xfrm>
                       <a:off x="0" y="0"/>
-                      <a:ext cx="5072007" cy="2983566"/>
+                      <a:ext cx="5702674" cy="2752889"/>
                     </a:xfrm>
                     <a:prstGeom prst="rect">
                       <a:avLst/>
@@ -3147,7 +3202,6 @@
     <w:p>
       <w:pPr>
         <w:spacing w:after="0" w:line="360" w:lineRule="auto"/>
-        <w:ind w:firstLine="709"/>
         <w:jc w:val="center"/>
         <w:rPr>
           <w:rFonts w:ascii="Times New Roman" w:hAnsi="Times New Roman" w:cs="Times New Roman"/>
@@ -3199,7 +3253,6 @@
           <w:rFonts w:ascii="Times New Roman" w:hAnsi="Times New Roman" w:cs="Times New Roman"/>
           <w:sz w:val="28"/>
           <w:szCs w:val="28"/>
-          <w:lang w:val="en-US"/>
         </w:rPr>
       </w:pPr>
       <w:r>
@@ -8382,6 +8435,7 @@
   <w:style w:type="character" w:default="1" w:styleId="a0">
     <w:name w:val="Default Paragraph Font"/>
     <w:uiPriority w:val="1"/>
+    <w:semiHidden/>
     <w:unhideWhenUsed/>
   </w:style>
   <w:style w:type="table" w:default="1" w:styleId="a1">

--- a/lab4_report/lab4.docx
+++ b/lab4_report/lab4.docx
@@ -1849,266 +1849,21 @@
           <w:szCs w:val="28"/>
         </w:rPr>
       </w:pPr>
-      <w:r>
-        <w:rPr>
-          <w:rFonts w:ascii="Times New Roman" w:hAnsi="Times New Roman" w:cs="Times New Roman"/>
-          <w:sz w:val="28"/>
-          <w:szCs w:val="28"/>
-        </w:rPr>
-        <w:lastRenderedPageBreak/>
-        <w:t>В</w:t>
-      </w:r>
-      <w:r>
-        <w:rPr>
-          <w:rFonts w:ascii="Times New Roman" w:hAnsi="Times New Roman" w:cs="Times New Roman"/>
-          <w:sz w:val="28"/>
-          <w:szCs w:val="28"/>
-        </w:rPr>
-        <w:t xml:space="preserve"> </w:t>
-      </w:r>
-      <w:r>
-        <w:rPr>
-          <w:rFonts w:ascii="Times New Roman" w:hAnsi="Times New Roman" w:cs="Times New Roman"/>
-          <w:sz w:val="28"/>
-          <w:szCs w:val="28"/>
-        </w:rPr>
-        <w:t>файле</w:t>
-      </w:r>
-      <w:r>
-        <w:rPr>
-          <w:rFonts w:ascii="Times New Roman" w:hAnsi="Times New Roman" w:cs="Times New Roman"/>
-          <w:sz w:val="28"/>
-          <w:szCs w:val="28"/>
-        </w:rPr>
-        <w:t xml:space="preserve"> </w:t>
-      </w:r>
-      <w:r>
-        <w:rPr>
-          <w:rFonts w:ascii="Times New Roman" w:hAnsi="Times New Roman" w:cs="Times New Roman"/>
-          <w:sz w:val="28"/>
-          <w:szCs w:val="28"/>
-          <w:lang w:val="en-US"/>
-        </w:rPr>
-        <w:t>style</w:t>
-      </w:r>
-      <w:r>
-        <w:rPr>
-          <w:rFonts w:ascii="Times New Roman" w:hAnsi="Times New Roman" w:cs="Times New Roman"/>
-          <w:sz w:val="28"/>
-          <w:szCs w:val="28"/>
-        </w:rPr>
-        <w:t>.</w:t>
-      </w:r>
-      <w:proofErr w:type="spellStart"/>
-      <w:r>
-        <w:rPr>
-          <w:rFonts w:ascii="Times New Roman" w:hAnsi="Times New Roman" w:cs="Times New Roman"/>
-          <w:sz w:val="28"/>
-          <w:szCs w:val="28"/>
-          <w:lang w:val="en-US"/>
-        </w:rPr>
-        <w:t>css</w:t>
-      </w:r>
-      <w:proofErr w:type="spellEnd"/>
-      <w:r>
-        <w:rPr>
-          <w:rFonts w:ascii="Times New Roman" w:hAnsi="Times New Roman" w:cs="Times New Roman"/>
-          <w:sz w:val="28"/>
-          <w:szCs w:val="28"/>
-        </w:rPr>
-        <w:t xml:space="preserve"> </w:t>
-      </w:r>
-      <w:r>
-        <w:rPr>
-          <w:rFonts w:ascii="Times New Roman" w:hAnsi="Times New Roman" w:cs="Times New Roman"/>
-          <w:sz w:val="28"/>
-          <w:szCs w:val="28"/>
-        </w:rPr>
-        <w:t>для</w:t>
-      </w:r>
-      <w:r>
-        <w:rPr>
-          <w:rFonts w:ascii="Times New Roman" w:hAnsi="Times New Roman" w:cs="Times New Roman"/>
-          <w:sz w:val="28"/>
-          <w:szCs w:val="28"/>
-        </w:rPr>
-        <w:t xml:space="preserve"> </w:t>
-      </w:r>
+      <w:proofErr w:type="spellStart"/>
+      <w:proofErr w:type="spellEnd"/>
       <w:proofErr w:type="gramStart"/>
-      <w:r>
-        <w:rPr>
-          <w:rFonts w:ascii="Times New Roman" w:hAnsi="Times New Roman" w:cs="Times New Roman"/>
-          <w:sz w:val="28"/>
-          <w:szCs w:val="28"/>
-        </w:rPr>
-        <w:t>класса</w:t>
-      </w:r>
-      <w:r>
-        <w:rPr>
-          <w:rFonts w:ascii="Times New Roman" w:hAnsi="Times New Roman" w:cs="Times New Roman"/>
-          <w:sz w:val="28"/>
-          <w:szCs w:val="28"/>
-        </w:rPr>
-        <w:t xml:space="preserve"> .</w:t>
-      </w:r>
-      <w:r>
-        <w:rPr>
-          <w:rFonts w:ascii="Times New Roman" w:hAnsi="Times New Roman" w:cs="Times New Roman"/>
-          <w:sz w:val="28"/>
-          <w:szCs w:val="28"/>
-          <w:lang w:val="en-US"/>
-        </w:rPr>
-        <w:t>page</w:t>
-      </w:r>
       <w:proofErr w:type="gramEnd"/>
-      <w:r>
-        <w:rPr>
-          <w:rFonts w:ascii="Times New Roman" w:hAnsi="Times New Roman" w:cs="Times New Roman"/>
-          <w:sz w:val="28"/>
-          <w:szCs w:val="28"/>
-        </w:rPr>
-        <w:t>-</w:t>
-      </w:r>
-      <w:r>
-        <w:rPr>
-          <w:rFonts w:ascii="Times New Roman" w:hAnsi="Times New Roman" w:cs="Times New Roman"/>
-          <w:sz w:val="28"/>
-          <w:szCs w:val="28"/>
-          <w:lang w:val="en-US"/>
-        </w:rPr>
-        <w:t>welcome</w:t>
-      </w:r>
-      <w:r>
-        <w:rPr>
-          <w:rFonts w:ascii="Times New Roman" w:hAnsi="Times New Roman" w:cs="Times New Roman"/>
-          <w:sz w:val="28"/>
-          <w:szCs w:val="28"/>
-        </w:rPr>
-        <w:t xml:space="preserve"> </w:t>
-      </w:r>
-      <w:r>
-        <w:rPr>
-          <w:rFonts w:ascii="Times New Roman" w:hAnsi="Times New Roman" w:cs="Times New Roman"/>
-          <w:sz w:val="28"/>
-          <w:szCs w:val="28"/>
-        </w:rPr>
-        <w:t>заданы</w:t>
-      </w:r>
-      <w:r>
-        <w:rPr>
-          <w:rFonts w:ascii="Times New Roman" w:hAnsi="Times New Roman" w:cs="Times New Roman"/>
-          <w:sz w:val="28"/>
-          <w:szCs w:val="28"/>
-        </w:rPr>
-        <w:t xml:space="preserve"> </w:t>
-      </w:r>
-      <w:r>
-        <w:rPr>
-          <w:rFonts w:ascii="Times New Roman" w:hAnsi="Times New Roman" w:cs="Times New Roman"/>
-          <w:sz w:val="28"/>
-          <w:szCs w:val="28"/>
-        </w:rPr>
-        <w:t>стили</w:t>
-      </w:r>
-      <w:r>
-        <w:rPr>
-          <w:rFonts w:ascii="Times New Roman" w:hAnsi="Times New Roman" w:cs="Times New Roman"/>
-          <w:sz w:val="28"/>
-          <w:szCs w:val="28"/>
-        </w:rPr>
-        <w:t xml:space="preserve">: </w:t>
-      </w:r>
-      <w:r>
-        <w:rPr>
-          <w:rFonts w:ascii="Times New Roman" w:hAnsi="Times New Roman" w:cs="Times New Roman"/>
-          <w:sz w:val="28"/>
-          <w:szCs w:val="28"/>
-        </w:rPr>
-        <w:t>фон</w:t>
-      </w:r>
-      <w:r>
-        <w:rPr>
-          <w:rFonts w:ascii="Times New Roman" w:hAnsi="Times New Roman" w:cs="Times New Roman"/>
-          <w:sz w:val="28"/>
-          <w:szCs w:val="28"/>
-        </w:rPr>
-        <w:t xml:space="preserve">, </w:t>
-      </w:r>
-      <w:r>
-        <w:rPr>
-          <w:rFonts w:ascii="Times New Roman" w:hAnsi="Times New Roman" w:cs="Times New Roman"/>
-          <w:sz w:val="28"/>
-          <w:szCs w:val="28"/>
-        </w:rPr>
-        <w:t>отступы</w:t>
-      </w:r>
-      <w:r>
-        <w:rPr>
-          <w:rFonts w:ascii="Times New Roman" w:hAnsi="Times New Roman" w:cs="Times New Roman"/>
-          <w:sz w:val="28"/>
-          <w:szCs w:val="28"/>
-        </w:rPr>
-        <w:t xml:space="preserve">, </w:t>
-      </w:r>
-      <w:r>
-        <w:rPr>
-          <w:rFonts w:ascii="Times New Roman" w:hAnsi="Times New Roman" w:cs="Times New Roman"/>
-          <w:sz w:val="28"/>
-          <w:szCs w:val="28"/>
-        </w:rPr>
-        <w:t>шрифт</w:t>
-      </w:r>
-      <w:r>
-        <w:rPr>
-          <w:rFonts w:ascii="Times New Roman" w:hAnsi="Times New Roman" w:cs="Times New Roman"/>
-          <w:sz w:val="28"/>
-          <w:szCs w:val="28"/>
-        </w:rPr>
-        <w:t xml:space="preserve">. </w:t>
-      </w:r>
-      <w:r>
-        <w:rPr>
-          <w:rFonts w:ascii="Times New Roman" w:hAnsi="Times New Roman" w:cs="Times New Roman"/>
-          <w:sz w:val="28"/>
-          <w:szCs w:val="28"/>
-        </w:rPr>
-        <w:t>Текстовый блок оформлен как карточка с белым фоном и синей левой границей. Тег &lt;</w:t>
-      </w:r>
-      <w:proofErr w:type="spellStart"/>
-      <w:r>
-        <w:rPr>
-          <w:rFonts w:ascii="Times New Roman" w:hAnsi="Times New Roman" w:cs="Times New Roman"/>
-          <w:sz w:val="28"/>
-          <w:szCs w:val="28"/>
-        </w:rPr>
-        <w:t>strong</w:t>
-      </w:r>
-      <w:proofErr w:type="spellEnd"/>
-      <w:r>
-        <w:rPr>
-          <w:rFonts w:ascii="Times New Roman" w:hAnsi="Times New Roman" w:cs="Times New Roman"/>
-          <w:sz w:val="28"/>
-          <w:szCs w:val="28"/>
-        </w:rPr>
-        <w:t>&gt; выделен синим цветом, а тег &lt;</w:t>
-      </w:r>
-      <w:proofErr w:type="spellStart"/>
-      <w:r>
-        <w:rPr>
-          <w:rFonts w:ascii="Times New Roman" w:hAnsi="Times New Roman" w:cs="Times New Roman"/>
-          <w:sz w:val="28"/>
-          <w:szCs w:val="28"/>
-        </w:rPr>
-        <w:t>time</w:t>
-      </w:r>
-      <w:proofErr w:type="spellEnd"/>
-      <w:r>
-        <w:rPr>
-          <w:rFonts w:ascii="Times New Roman" w:hAnsi="Times New Roman" w:cs="Times New Roman"/>
-          <w:sz w:val="28"/>
-          <w:szCs w:val="28"/>
-        </w:rPr>
-        <w:t>&gt; — жирным шрифтом с пунктирным подчеркиванием.</w:t>
+      <w:proofErr w:type="spellStart"/>
+      <w:proofErr w:type="spellEnd"/>
+      <w:proofErr w:type="spellStart"/>
+      <w:proofErr w:type="spellEnd"/>
+      <w:r>
+        <w:rPr>
+          <w:rFonts w:ascii="Times New Roman" w:hAnsi="Times New Roman" w:cs="Times New Roman"/>
+          <w:sz w:val="28"/>
+          <w:szCs w:val="28"/>
+        </w:rPr>
+        <w:t xml:space="preserve">В style.css для класса .page-welcome заданы фон, отступы и шрифт. Текст оформлен как карточка с белым фоном и синей левой границей; тег &lt;strong&gt; выделен синим цветом, а &lt;time&gt; — жирным шрифтом с пунктирным подчёркиванием.</w:t>
       </w:r>
     </w:p>
     <w:p>
@@ -2295,67 +2050,19 @@
           <w:szCs w:val="28"/>
         </w:rPr>
       </w:pPr>
-      <w:r>
-        <w:rPr>
-          <w:rFonts w:ascii="Times New Roman" w:hAnsi="Times New Roman" w:cs="Times New Roman"/>
-          <w:sz w:val="28"/>
-          <w:szCs w:val="28"/>
-        </w:rPr>
-        <w:t>Создана веб-страница signs.html. В разделе &lt;</w:t>
-      </w:r>
-      <w:proofErr w:type="spellStart"/>
-      <w:r>
-        <w:rPr>
-          <w:rFonts w:ascii="Times New Roman" w:hAnsi="Times New Roman" w:cs="Times New Roman"/>
-          <w:sz w:val="28"/>
-          <w:szCs w:val="28"/>
-        </w:rPr>
-        <w:t>head</w:t>
-      </w:r>
-      <w:proofErr w:type="spellEnd"/>
-      <w:r>
-        <w:rPr>
-          <w:rFonts w:ascii="Times New Roman" w:hAnsi="Times New Roman" w:cs="Times New Roman"/>
-          <w:sz w:val="28"/>
-          <w:szCs w:val="28"/>
-        </w:rPr>
-        <w:t xml:space="preserve">&gt; подключены библиотеки </w:t>
-      </w:r>
-      <w:proofErr w:type="spellStart"/>
-      <w:r>
-        <w:rPr>
-          <w:rFonts w:ascii="Times New Roman" w:hAnsi="Times New Roman" w:cs="Times New Roman"/>
-          <w:sz w:val="28"/>
-          <w:szCs w:val="28"/>
-        </w:rPr>
-        <w:t>jQuery</w:t>
-      </w:r>
-      <w:proofErr w:type="spellEnd"/>
-      <w:r>
-        <w:rPr>
-          <w:rFonts w:ascii="Times New Roman" w:hAnsi="Times New Roman" w:cs="Times New Roman"/>
-          <w:sz w:val="28"/>
-          <w:szCs w:val="28"/>
-        </w:rPr>
-        <w:t xml:space="preserve"> и </w:t>
-      </w:r>
-      <w:proofErr w:type="spellStart"/>
-      <w:r>
-        <w:rPr>
-          <w:rFonts w:ascii="Times New Roman" w:hAnsi="Times New Roman" w:cs="Times New Roman"/>
-          <w:sz w:val="28"/>
-          <w:szCs w:val="28"/>
-        </w:rPr>
-        <w:t>jQuery</w:t>
-      </w:r>
-      <w:proofErr w:type="spellEnd"/>
-      <w:r>
-        <w:rPr>
-          <w:rFonts w:ascii="Times New Roman" w:hAnsi="Times New Roman" w:cs="Times New Roman"/>
-          <w:sz w:val="28"/>
-          <w:szCs w:val="28"/>
-        </w:rPr>
-        <w:t xml:space="preserve"> UI. Изображения дорожных знаков разбиты на три параграфа (&lt;p&gt;) по пять штук в каждом.</w:t>
+      <w:proofErr w:type="spellStart"/>
+      <w:proofErr w:type="spellEnd"/>
+      <w:proofErr w:type="spellStart"/>
+      <w:proofErr w:type="spellEnd"/>
+      <w:proofErr w:type="spellStart"/>
+      <w:proofErr w:type="spellEnd"/>
+      <w:r>
+        <w:rPr>
+          <w:rFonts w:ascii="Times New Roman" w:hAnsi="Times New Roman" w:cs="Times New Roman"/>
+          <w:sz w:val="28"/>
+          <w:szCs w:val="28"/>
+        </w:rPr>
+        <w:t xml:space="preserve">Создана страница signs.html. В &lt;head&gt; подключены библиотеки jQuery и jQuery UI. Изображения дорожных знаков разбиты на три абзаца (&lt;p&gt;) по пять штук.</w:t>
       </w:r>
     </w:p>
     <w:p>
@@ -2369,139 +2076,27 @@
           <w:szCs w:val="28"/>
         </w:rPr>
       </w:pPr>
-      <w:r>
-        <w:rPr>
-          <w:rFonts w:ascii="Times New Roman" w:hAnsi="Times New Roman" w:cs="Times New Roman"/>
-          <w:sz w:val="28"/>
-          <w:szCs w:val="28"/>
-        </w:rPr>
-        <w:t xml:space="preserve">Для каждого изображения заданы атрибуты: </w:t>
-      </w:r>
-      <w:proofErr w:type="spellStart"/>
-      <w:r>
-        <w:rPr>
-          <w:rFonts w:ascii="Times New Roman" w:hAnsi="Times New Roman" w:cs="Times New Roman"/>
-          <w:sz w:val="28"/>
-          <w:szCs w:val="28"/>
-        </w:rPr>
-        <w:t>src</w:t>
-      </w:r>
-      <w:proofErr w:type="spellEnd"/>
-      <w:r>
-        <w:rPr>
-          <w:rFonts w:ascii="Times New Roman" w:hAnsi="Times New Roman" w:cs="Times New Roman"/>
-          <w:sz w:val="28"/>
-          <w:szCs w:val="28"/>
-        </w:rPr>
-        <w:t xml:space="preserve"> (путь к картинке), </w:t>
-      </w:r>
-      <w:proofErr w:type="spellStart"/>
-      <w:r>
-        <w:rPr>
-          <w:rFonts w:ascii="Times New Roman" w:hAnsi="Times New Roman" w:cs="Times New Roman"/>
-          <w:sz w:val="28"/>
-          <w:szCs w:val="28"/>
-        </w:rPr>
-        <w:t>alt</w:t>
-      </w:r>
-      <w:proofErr w:type="spellEnd"/>
-      <w:r>
-        <w:rPr>
-          <w:rFonts w:ascii="Times New Roman" w:hAnsi="Times New Roman" w:cs="Times New Roman"/>
-          <w:sz w:val="28"/>
-          <w:szCs w:val="28"/>
-        </w:rPr>
-        <w:t xml:space="preserve"> (альтернативный текст), </w:t>
-      </w:r>
-      <w:proofErr w:type="spellStart"/>
-      <w:r>
-        <w:rPr>
-          <w:rFonts w:ascii="Times New Roman" w:hAnsi="Times New Roman" w:cs="Times New Roman"/>
-          <w:sz w:val="28"/>
-          <w:szCs w:val="28"/>
-        </w:rPr>
-        <w:t>class</w:t>
-      </w:r>
-      <w:proofErr w:type="spellEnd"/>
-      <w:r>
-        <w:rPr>
-          <w:rFonts w:ascii="Times New Roman" w:hAnsi="Times New Roman" w:cs="Times New Roman"/>
-          <w:sz w:val="28"/>
-          <w:szCs w:val="28"/>
-        </w:rPr>
-        <w:t>="</w:t>
-      </w:r>
-      <w:proofErr w:type="spellStart"/>
-      <w:r>
-        <w:rPr>
-          <w:rFonts w:ascii="Times New Roman" w:hAnsi="Times New Roman" w:cs="Times New Roman"/>
-          <w:sz w:val="28"/>
-          <w:szCs w:val="28"/>
-        </w:rPr>
-        <w:t>tooltip</w:t>
-      </w:r>
-      <w:proofErr w:type="spellEnd"/>
-      <w:r>
-        <w:rPr>
-          <w:rFonts w:ascii="Times New Roman" w:hAnsi="Times New Roman" w:cs="Times New Roman"/>
-          <w:sz w:val="28"/>
-          <w:szCs w:val="28"/>
-        </w:rPr>
-        <w:t xml:space="preserve">" и </w:t>
-      </w:r>
-      <w:proofErr w:type="spellStart"/>
-      <w:r>
-        <w:rPr>
-          <w:rFonts w:ascii="Times New Roman" w:hAnsi="Times New Roman" w:cs="Times New Roman"/>
-          <w:sz w:val="28"/>
-          <w:szCs w:val="28"/>
-        </w:rPr>
-        <w:t>data-hint</w:t>
-      </w:r>
-      <w:proofErr w:type="spellEnd"/>
-      <w:r>
-        <w:rPr>
-          <w:rFonts w:ascii="Times New Roman" w:hAnsi="Times New Roman" w:cs="Times New Roman"/>
-          <w:sz w:val="28"/>
-          <w:szCs w:val="28"/>
-        </w:rPr>
-        <w:t xml:space="preserve"> (текст всплывающей подсказки). В конце страницы добавлен скрипт, инициализирующий плагин </w:t>
-      </w:r>
-      <w:proofErr w:type="spellStart"/>
-      <w:r>
-        <w:rPr>
-          <w:rFonts w:ascii="Times New Roman" w:hAnsi="Times New Roman" w:cs="Times New Roman"/>
-          <w:sz w:val="28"/>
-          <w:szCs w:val="28"/>
-        </w:rPr>
-        <w:t>tooltip</w:t>
-      </w:r>
-      <w:proofErr w:type="spellEnd"/>
-      <w:r>
-        <w:rPr>
-          <w:rFonts w:ascii="Times New Roman" w:hAnsi="Times New Roman" w:cs="Times New Roman"/>
-          <w:sz w:val="28"/>
-          <w:szCs w:val="28"/>
-        </w:rPr>
-        <w:t xml:space="preserve"> для всех изображений, который считывает текст из атрибута </w:t>
-      </w:r>
-      <w:proofErr w:type="spellStart"/>
-      <w:r>
-        <w:rPr>
-          <w:rFonts w:ascii="Times New Roman" w:hAnsi="Times New Roman" w:cs="Times New Roman"/>
-          <w:sz w:val="28"/>
-          <w:szCs w:val="28"/>
-        </w:rPr>
-        <w:t>data-hint</w:t>
-      </w:r>
-      <w:proofErr w:type="spellEnd"/>
-      <w:r>
-        <w:rPr>
-          <w:rFonts w:ascii="Times New Roman" w:hAnsi="Times New Roman" w:cs="Times New Roman"/>
-          <w:sz w:val="28"/>
-          <w:szCs w:val="28"/>
-        </w:rPr>
-        <w:t>.</w:t>
+      <w:proofErr w:type="spellStart"/>
+      <w:proofErr w:type="spellEnd"/>
+      <w:proofErr w:type="spellStart"/>
+      <w:proofErr w:type="spellEnd"/>
+      <w:proofErr w:type="spellStart"/>
+      <w:proofErr w:type="spellEnd"/>
+      <w:proofErr w:type="spellStart"/>
+      <w:proofErr w:type="spellEnd"/>
+      <w:proofErr w:type="spellStart"/>
+      <w:proofErr w:type="spellEnd"/>
+      <w:proofErr w:type="spellStart"/>
+      <w:proofErr w:type="spellEnd"/>
+      <w:proofErr w:type="spellStart"/>
+      <w:proofErr w:type="spellEnd"/>
+      <w:r>
+        <w:rPr>
+          <w:rFonts w:ascii="Times New Roman" w:hAnsi="Times New Roman" w:cs="Times New Roman"/>
+          <w:sz w:val="28"/>
+          <w:szCs w:val="28"/>
+        </w:rPr>
+        <w:t xml:space="preserve">У каждого изображения заданы атрибуты src (путь к картинке), alt (альтернативный текст), class="tooltip" и data-hint (текст подсказки). В конце страницы добавлен скрипт, который подключает плагин tooltip для изображений и берёт текст подсказки из data-hint.</w:t>
       </w:r>
     </w:p>
     <w:p>
@@ -2515,51 +2110,11 @@
           <w:szCs w:val="28"/>
         </w:rPr>
       </w:pPr>
-      <w:r>
-        <w:rPr>
-          <w:rFonts w:ascii="Times New Roman" w:hAnsi="Times New Roman" w:cs="Times New Roman"/>
-          <w:sz w:val="28"/>
-          <w:szCs w:val="28"/>
-        </w:rPr>
-        <w:t>В файле style.css для изображений заданы размеры (100x100px) и эффект плавного увеличения при наведении (</w:t>
-      </w:r>
-      <w:proofErr w:type="spellStart"/>
-      <w:r>
-        <w:rPr>
-          <w:rFonts w:ascii="Times New Roman" w:hAnsi="Times New Roman" w:cs="Times New Roman"/>
-          <w:sz w:val="28"/>
-          <w:szCs w:val="28"/>
-        </w:rPr>
-        <w:t>transform</w:t>
-      </w:r>
-      <w:proofErr w:type="spellEnd"/>
-      <w:r>
-        <w:rPr>
-          <w:rFonts w:ascii="Times New Roman" w:hAnsi="Times New Roman" w:cs="Times New Roman"/>
-          <w:sz w:val="28"/>
-          <w:szCs w:val="28"/>
-        </w:rPr>
-        <w:t xml:space="preserve">: </w:t>
-      </w:r>
+      <w:proofErr w:type="spellStart"/>
+      <w:proofErr w:type="spellEnd"/>
       <w:proofErr w:type="spellStart"/>
       <w:proofErr w:type="gramStart"/>
-      <w:r>
-        <w:rPr>
-          <w:rFonts w:ascii="Times New Roman" w:hAnsi="Times New Roman" w:cs="Times New Roman"/>
-          <w:sz w:val="28"/>
-          <w:szCs w:val="28"/>
-        </w:rPr>
-        <w:t>scale</w:t>
-      </w:r>
-      <w:proofErr w:type="spellEnd"/>
-      <w:r>
-        <w:rPr>
-          <w:rFonts w:ascii="Times New Roman" w:hAnsi="Times New Roman" w:cs="Times New Roman"/>
-          <w:sz w:val="28"/>
-          <w:szCs w:val="28"/>
-        </w:rPr>
-        <w:t>(</w:t>
-      </w:r>
+      <w:proofErr w:type="spellEnd"/>
       <w:proofErr w:type="gramEnd"/>
       <w:r>
         <w:rPr>
@@ -2567,7 +2122,7 @@
           <w:sz w:val="28"/>
           <w:szCs w:val="28"/>
         </w:rPr>
-        <w:t>1.1)). Сама всплывающая подсказка перекрашена в синий цвет с белым текстом и скругленными углами.</w:t>
+        <w:t xml:space="preserve">В style.css изображениям заданы размеры 100×100 px и плавное увеличение при наведении (transform: scale(1.1)). Сама подсказка оформлена синим фоном, белым текстом и скруглёнными углами.</w:t>
       </w:r>
     </w:p>
     <w:p>
@@ -2709,7 +2264,7 @@
           <w:sz w:val="28"/>
           <w:szCs w:val="28"/>
         </w:rPr>
-        <w:t>Создана веб-страница 404_page.html, предназначенная для пользователей учебного заведения. Страница содержит иконку, крупный код ошибки «404», заголовок «Упс! Страница не найдена», поясняющий текст и блок навигации с кнопками «На главную», «Расписание» и «Контакты».</w:t>
+        <w:t xml:space="preserve">Создана страница 404_page.html для пользователей учебного заведения. На ней есть иконка, крупный код ошибки «404», заголовок «Упс! Страница не найдена», поясняющий текст и блок навигации с кнопками «На главную», «Расписание» и «Контакты».</w:t>
       </w:r>
     </w:p>
     <w:p>
@@ -2723,41 +2278,9 @@
           <w:szCs w:val="28"/>
         </w:rPr>
       </w:pPr>
-      <w:r>
-        <w:rPr>
-          <w:rFonts w:ascii="Times New Roman" w:hAnsi="Times New Roman" w:cs="Times New Roman"/>
-          <w:sz w:val="28"/>
-          <w:szCs w:val="28"/>
-        </w:rPr>
-        <w:t xml:space="preserve">Стилизация выполнена в </w:t>
-      </w:r>
-      <w:proofErr w:type="spellStart"/>
-      <w:r>
-        <w:rPr>
-          <w:rFonts w:ascii="Times New Roman" w:hAnsi="Times New Roman" w:cs="Times New Roman"/>
-          <w:sz w:val="28"/>
-          <w:szCs w:val="28"/>
-        </w:rPr>
-        <w:t>css</w:t>
-      </w:r>
-      <w:proofErr w:type="spellEnd"/>
-      <w:r>
-        <w:rPr>
-          <w:rFonts w:ascii="Times New Roman" w:hAnsi="Times New Roman" w:cs="Times New Roman"/>
-          <w:sz w:val="28"/>
-          <w:szCs w:val="28"/>
-        </w:rPr>
-        <w:t xml:space="preserve">/style.css. </w:t>
-      </w:r>
+      <w:proofErr w:type="spellStart"/>
+      <w:proofErr w:type="spellEnd"/>
       <w:proofErr w:type="gramStart"/>
-      <w:r>
-        <w:rPr>
-          <w:rFonts w:ascii="Times New Roman" w:hAnsi="Times New Roman" w:cs="Times New Roman"/>
-          <w:sz w:val="28"/>
-          <w:szCs w:val="28"/>
-        </w:rPr>
-        <w:t>Класс .page</w:t>
-      </w:r>
       <w:proofErr w:type="gramEnd"/>
       <w:r>
         <w:rPr>
@@ -2765,7 +2288,7 @@
           <w:sz w:val="28"/>
           <w:szCs w:val="28"/>
         </w:rPr>
-        <w:t>-404 задает выравнивание контента по центру экрана и полупрозрачный синий фон. Основная информация помещена в белую карточку с тенью и синей полоской сверху. Кнопки имеют эффекты при наведении (изменение цвета фона и смещение вверх).</w:t>
+        <w:t xml:space="preserve">Стили вынесены в css/style.css. Класс .page-404 центрирует содержимое и задаёт полупрозрачный синий фон. Основная информация находится в белой карточке с тенью и синей полосой сверху, а при наведении кнопки меняют цвет и смещаются вверх.</w:t>
       </w:r>
     </w:p>
     <w:p>
@@ -2923,31 +2446,15 @@
           <w:szCs w:val="28"/>
         </w:rPr>
       </w:pPr>
-      <w:r>
-        <w:rPr>
-          <w:rFonts w:ascii="Times New Roman" w:hAnsi="Times New Roman" w:cs="Times New Roman"/>
-          <w:sz w:val="28"/>
-          <w:szCs w:val="28"/>
-        </w:rPr>
-        <w:t xml:space="preserve">Создана веб-страница todo_list.html с подключенным скриптом </w:t>
-      </w:r>
-      <w:proofErr w:type="spellStart"/>
-      <w:r>
-        <w:rPr>
-          <w:rFonts w:ascii="Times New Roman" w:hAnsi="Times New Roman" w:cs="Times New Roman"/>
-          <w:sz w:val="28"/>
-          <w:szCs w:val="28"/>
-        </w:rPr>
-        <w:t>js</w:t>
-      </w:r>
-      <w:proofErr w:type="spellEnd"/>
-      <w:r>
-        <w:rPr>
-          <w:rFonts w:ascii="Times New Roman" w:hAnsi="Times New Roman" w:cs="Times New Roman"/>
-          <w:sz w:val="28"/>
-          <w:szCs w:val="28"/>
-        </w:rPr>
-        <w:t>/todo.js. Приложение обернуто в контейнер, внутри которого находится заголовок, блок ввода (поле и кнопка с SVG-иконкой плюса) и контейнер для вывода задач.</w:t>
+      <w:proofErr w:type="spellStart"/>
+      <w:proofErr w:type="spellEnd"/>
+      <w:r>
+        <w:rPr>
+          <w:rFonts w:ascii="Times New Roman" w:hAnsi="Times New Roman" w:cs="Times New Roman"/>
+          <w:sz w:val="28"/>
+          <w:szCs w:val="28"/>
+        </w:rPr>
+        <w:t xml:space="preserve">Создана страница todo_list.html с подключённым скриптом js/todo.js. Приложение находится в контейнере: заголовок, блок ввода (поле и кнопка с SVG-иконкой плюса) и контейнер для задач.</w:t>
       </w:r>
     </w:p>
     <w:p>
@@ -2967,7 +2474,7 @@
           <w:sz w:val="28"/>
           <w:szCs w:val="28"/>
         </w:rPr>
-        <w:t>В файле style.css задан фон страницы с помощью градиента и изображения bg.jpg. Контейнер приложения центрируется абсолютным позиционированием. Для задач задан светлый фон, синяя левая граница и эффект тени при наведении.</w:t>
+        <w:t xml:space="preserve">В style.css задан фон страницы: градиент и изображение bg.jpg. Контейнер приложения центрируется абсолютным позиционированием, у задач светлый фон, синяя левая граница и тень при наведении.</w:t>
       </w:r>
     </w:p>
     <w:p>
@@ -3005,95 +2512,23 @@
           <w:szCs w:val="28"/>
         </w:rPr>
       </w:pPr>
-      <w:r>
-        <w:rPr>
-          <w:rFonts w:ascii="Times New Roman" w:hAnsi="Times New Roman" w:cs="Times New Roman"/>
-          <w:sz w:val="28"/>
-          <w:szCs w:val="28"/>
-        </w:rPr>
-        <w:t xml:space="preserve">Функция </w:t>
-      </w:r>
       <w:proofErr w:type="spellStart"/>
       <w:proofErr w:type="gramStart"/>
-      <w:r>
-        <w:rPr>
-          <w:rFonts w:ascii="Times New Roman" w:hAnsi="Times New Roman" w:cs="Times New Roman"/>
-          <w:sz w:val="28"/>
-          <w:szCs w:val="28"/>
-        </w:rPr>
-        <w:t>addTask</w:t>
-      </w:r>
-      <w:proofErr w:type="spellEnd"/>
-      <w:r>
-        <w:rPr>
-          <w:rFonts w:ascii="Times New Roman" w:hAnsi="Times New Roman" w:cs="Times New Roman"/>
-          <w:sz w:val="28"/>
-          <w:szCs w:val="28"/>
-        </w:rPr>
-        <w:t>(</w:t>
-      </w:r>
+      <w:proofErr w:type="spellEnd"/>
       <w:proofErr w:type="gramEnd"/>
-      <w:r>
-        <w:rPr>
-          <w:rFonts w:ascii="Times New Roman" w:hAnsi="Times New Roman" w:cs="Times New Roman"/>
-          <w:sz w:val="28"/>
-          <w:szCs w:val="28"/>
-        </w:rPr>
-        <w:t xml:space="preserve">) проверяет ввод на пустоту (если пусто — выводит </w:t>
-      </w:r>
-      <w:proofErr w:type="spellStart"/>
-      <w:r>
-        <w:rPr>
-          <w:rFonts w:ascii="Times New Roman" w:hAnsi="Times New Roman" w:cs="Times New Roman"/>
-          <w:sz w:val="28"/>
-          <w:szCs w:val="28"/>
-        </w:rPr>
-        <w:t>alert</w:t>
-      </w:r>
-      <w:proofErr w:type="spellEnd"/>
-      <w:r>
-        <w:rPr>
-          <w:rFonts w:ascii="Times New Roman" w:hAnsi="Times New Roman" w:cs="Times New Roman"/>
-          <w:sz w:val="28"/>
-          <w:szCs w:val="28"/>
-        </w:rPr>
-        <w:t xml:space="preserve">), создает новый </w:t>
-      </w:r>
-      <w:proofErr w:type="spellStart"/>
-      <w:r>
-        <w:rPr>
-          <w:rFonts w:ascii="Times New Roman" w:hAnsi="Times New Roman" w:cs="Times New Roman"/>
-          <w:sz w:val="28"/>
-          <w:szCs w:val="28"/>
-        </w:rPr>
-        <w:t>div</w:t>
-      </w:r>
-      <w:proofErr w:type="spellEnd"/>
-      <w:r>
-        <w:rPr>
-          <w:rFonts w:ascii="Times New Roman" w:hAnsi="Times New Roman" w:cs="Times New Roman"/>
-          <w:sz w:val="28"/>
-          <w:szCs w:val="28"/>
-        </w:rPr>
-        <w:t xml:space="preserve"> с классом </w:t>
-      </w:r>
-      <w:proofErr w:type="spellStart"/>
-      <w:r>
-        <w:rPr>
-          <w:rFonts w:ascii="Times New Roman" w:hAnsi="Times New Roman" w:cs="Times New Roman"/>
-          <w:sz w:val="28"/>
-          <w:szCs w:val="28"/>
-        </w:rPr>
-        <w:t>task</w:t>
-      </w:r>
-      <w:proofErr w:type="spellEnd"/>
-      <w:r>
-        <w:rPr>
-          <w:rFonts w:ascii="Times New Roman" w:hAnsi="Times New Roman" w:cs="Times New Roman"/>
-          <w:sz w:val="28"/>
-          <w:szCs w:val="28"/>
-        </w:rPr>
-        <w:t>, добавляет в него текст задачи и кнопку удаления с иконкой корзины.</w:t>
+      <w:proofErr w:type="spellStart"/>
+      <w:proofErr w:type="spellEnd"/>
+      <w:proofErr w:type="spellStart"/>
+      <w:proofErr w:type="spellEnd"/>
+      <w:proofErr w:type="spellStart"/>
+      <w:proofErr w:type="spellEnd"/>
+      <w:r>
+        <w:rPr>
+          <w:rFonts w:ascii="Times New Roman" w:hAnsi="Times New Roman" w:cs="Times New Roman"/>
+          <w:sz w:val="28"/>
+          <w:szCs w:val="28"/>
+        </w:rPr>
+        <w:t xml:space="preserve">Функция addTask() проверяет, не пустое ли поле (если пустое, выводит alert), создаёт новый div с классом task и добавляет в него текст задачи и кнопку удаления с иконкой корзины.</w:t>
       </w:r>
     </w:p>
     <w:p>
@@ -3142,7 +2577,7 @@
           <w:sz w:val="28"/>
           <w:szCs w:val="28"/>
         </w:rPr>
-        <w:t>Удаление задач реализовано через делегирование событий: обработчик вешается на контейнер, проверяет, был ли клик по кнопке удаления, и удаляет родительский блок задачи.</w:t>
+        <w:t xml:space="preserve">Удаление сделано через делегирование событий: обработчик висит на контейнере задач, проверяет, нажата ли кнопка удаления, и удаляет блок задачи.</w:t>
       </w:r>
     </w:p>
     <w:p>
@@ -3397,49 +2832,17 @@
           <w:szCs w:val="28"/>
         </w:rPr>
       </w:pPr>
-      <w:r>
-        <w:rPr>
-          <w:rFonts w:ascii="Times New Roman" w:hAnsi="Times New Roman" w:cs="Times New Roman"/>
-          <w:sz w:val="28"/>
-          <w:szCs w:val="28"/>
-        </w:rPr>
-        <w:t>HTML (</w:t>
-      </w:r>
-      <w:proofErr w:type="spellStart"/>
-      <w:r>
-        <w:rPr>
-          <w:rFonts w:ascii="Times New Roman" w:hAnsi="Times New Roman" w:cs="Times New Roman"/>
-          <w:sz w:val="28"/>
-          <w:szCs w:val="28"/>
-        </w:rPr>
-        <w:t>HyperText</w:t>
-      </w:r>
-      <w:proofErr w:type="spellEnd"/>
-      <w:r>
-        <w:rPr>
-          <w:rFonts w:ascii="Times New Roman" w:hAnsi="Times New Roman" w:cs="Times New Roman"/>
-          <w:sz w:val="28"/>
-          <w:szCs w:val="28"/>
-        </w:rPr>
-        <w:t xml:space="preserve"> </w:t>
-      </w:r>
-      <w:proofErr w:type="spellStart"/>
-      <w:r>
-        <w:rPr>
-          <w:rFonts w:ascii="Times New Roman" w:hAnsi="Times New Roman" w:cs="Times New Roman"/>
-          <w:sz w:val="28"/>
-          <w:szCs w:val="28"/>
-        </w:rPr>
-        <w:t>Markup</w:t>
-      </w:r>
-      <w:proofErr w:type="spellEnd"/>
-      <w:r>
-        <w:rPr>
-          <w:rFonts w:ascii="Times New Roman" w:hAnsi="Times New Roman" w:cs="Times New Roman"/>
-          <w:sz w:val="28"/>
-          <w:szCs w:val="28"/>
-        </w:rPr>
-        <w:t xml:space="preserve"> Language) — это язык разметки, используемый для определения структуры веб-страниц. Его основная функция — сообщать браузеру, как отображать контент (текст, изображения, видео и т.д.) на странице.</w:t>
+      <w:proofErr w:type="spellStart"/>
+      <w:proofErr w:type="spellEnd"/>
+      <w:proofErr w:type="spellStart"/>
+      <w:proofErr w:type="spellEnd"/>
+      <w:r>
+        <w:rPr>
+          <w:rFonts w:ascii="Times New Roman" w:hAnsi="Times New Roman" w:cs="Times New Roman"/>
+          <w:sz w:val="28"/>
+          <w:szCs w:val="28"/>
+        </w:rPr>
+        <w:t xml:space="preserve">HTML (HyperText Markup Language) — язык разметки, с помощью которого задают структуру веб-страницы: заголовки, абзацы, изображения, ссылки, списки и т. д. Браузер читает разметку и по ней отображает содержимое.</w:t>
       </w:r>
     </w:p>
     <w:p>
@@ -3479,86 +2882,21 @@
           <w:szCs w:val="28"/>
         </w:rPr>
       </w:pPr>
-      <w:r>
-        <w:rPr>
-          <w:rFonts w:ascii="Times New Roman" w:hAnsi="Times New Roman" w:cs="Times New Roman"/>
-          <w:sz w:val="28"/>
-          <w:szCs w:val="28"/>
-        </w:rPr>
-        <w:lastRenderedPageBreak/>
-        <w:t xml:space="preserve">Базовый HTML-документ состоит из объявления &lt;!DOCTYPE </w:t>
-      </w:r>
-      <w:proofErr w:type="spellStart"/>
-      <w:r>
-        <w:rPr>
-          <w:rFonts w:ascii="Times New Roman" w:hAnsi="Times New Roman" w:cs="Times New Roman"/>
-          <w:sz w:val="28"/>
-          <w:szCs w:val="28"/>
-        </w:rPr>
-        <w:t>html</w:t>
-      </w:r>
-      <w:proofErr w:type="spellEnd"/>
-      <w:r>
-        <w:rPr>
-          <w:rFonts w:ascii="Times New Roman" w:hAnsi="Times New Roman" w:cs="Times New Roman"/>
-          <w:sz w:val="28"/>
-          <w:szCs w:val="28"/>
-        </w:rPr>
-        <w:t>&gt;, корневого элемента &lt;</w:t>
-      </w:r>
-      <w:proofErr w:type="spellStart"/>
-      <w:r>
-        <w:rPr>
-          <w:rFonts w:ascii="Times New Roman" w:hAnsi="Times New Roman" w:cs="Times New Roman"/>
-          <w:sz w:val="28"/>
-          <w:szCs w:val="28"/>
-        </w:rPr>
-        <w:t>html</w:t>
-      </w:r>
-      <w:proofErr w:type="spellEnd"/>
-      <w:r>
-        <w:rPr>
-          <w:rFonts w:ascii="Times New Roman" w:hAnsi="Times New Roman" w:cs="Times New Roman"/>
-          <w:sz w:val="28"/>
-          <w:szCs w:val="28"/>
-        </w:rPr>
-        <w:t>&gt;, который содержит два основных раздела: &lt;</w:t>
-      </w:r>
-      <w:proofErr w:type="spellStart"/>
-      <w:r>
-        <w:rPr>
-          <w:rFonts w:ascii="Times New Roman" w:hAnsi="Times New Roman" w:cs="Times New Roman"/>
-          <w:sz w:val="28"/>
-          <w:szCs w:val="28"/>
-        </w:rPr>
-        <w:t>head</w:t>
-      </w:r>
-      <w:proofErr w:type="spellEnd"/>
-      <w:r>
-        <w:rPr>
-          <w:rFonts w:ascii="Times New Roman" w:hAnsi="Times New Roman" w:cs="Times New Roman"/>
-          <w:sz w:val="28"/>
-          <w:szCs w:val="28"/>
-        </w:rPr>
-        <w:t>&gt; (для метаданных) и &lt;</w:t>
-      </w:r>
-      <w:proofErr w:type="spellStart"/>
-      <w:r>
-        <w:rPr>
-          <w:rFonts w:ascii="Times New Roman" w:hAnsi="Times New Roman" w:cs="Times New Roman"/>
-          <w:sz w:val="28"/>
-          <w:szCs w:val="28"/>
-        </w:rPr>
-        <w:t>body</w:t>
-      </w:r>
-      <w:proofErr w:type="spellEnd"/>
-      <w:r>
-        <w:rPr>
-          <w:rFonts w:ascii="Times New Roman" w:hAnsi="Times New Roman" w:cs="Times New Roman"/>
-          <w:sz w:val="28"/>
-          <w:szCs w:val="28"/>
-        </w:rPr>
-        <w:t>&gt; (для отображаемого контента).</w:t>
+      <w:proofErr w:type="spellStart"/>
+      <w:proofErr w:type="spellEnd"/>
+      <w:proofErr w:type="spellStart"/>
+      <w:proofErr w:type="spellEnd"/>
+      <w:proofErr w:type="spellStart"/>
+      <w:proofErr w:type="spellEnd"/>
+      <w:proofErr w:type="spellStart"/>
+      <w:proofErr w:type="spellEnd"/>
+      <w:r>
+        <w:rPr>
+          <w:rFonts w:ascii="Times New Roman" w:hAnsi="Times New Roman" w:cs="Times New Roman"/>
+          <w:sz w:val="28"/>
+          <w:szCs w:val="28"/>
+        </w:rPr>
+        <w:t xml:space="preserve">Документ начинается с объявления &lt;!DOCTYPE html&gt;, затем идёт корневой элемент &lt;html&gt; с двумя разделами: &lt;head&gt; (метаданные) и &lt;body&gt; (отображаемое содержимое). Пример:</w:t>
       </w:r>
     </w:p>
     <w:p>
@@ -3979,121 +3317,25 @@
           <w:szCs w:val="28"/>
         </w:rPr>
       </w:pPr>
-      <w:r>
-        <w:rPr>
-          <w:rFonts w:ascii="Times New Roman" w:hAnsi="Times New Roman" w:cs="Times New Roman"/>
-          <w:sz w:val="28"/>
-          <w:szCs w:val="28"/>
-        </w:rPr>
-        <w:t>Тег &lt;</w:t>
-      </w:r>
-      <w:proofErr w:type="spellStart"/>
-      <w:r>
-        <w:rPr>
-          <w:rFonts w:ascii="Times New Roman" w:hAnsi="Times New Roman" w:cs="Times New Roman"/>
-          <w:sz w:val="28"/>
-          <w:szCs w:val="28"/>
-        </w:rPr>
-        <w:t>head</w:t>
-      </w:r>
-      <w:proofErr w:type="spellEnd"/>
-      <w:r>
-        <w:rPr>
-          <w:rFonts w:ascii="Times New Roman" w:hAnsi="Times New Roman" w:cs="Times New Roman"/>
-          <w:sz w:val="28"/>
-          <w:szCs w:val="28"/>
-        </w:rPr>
-        <w:t>&gt; — это контейнер для метаданных, которые не отображаются на странице напрямую. Он содержит информацию, такую как заголовок страницы (&lt;</w:t>
-      </w:r>
-      <w:proofErr w:type="spellStart"/>
-      <w:r>
-        <w:rPr>
-          <w:rFonts w:ascii="Times New Roman" w:hAnsi="Times New Roman" w:cs="Times New Roman"/>
-          <w:sz w:val="28"/>
-          <w:szCs w:val="28"/>
-        </w:rPr>
-        <w:t>title</w:t>
-      </w:r>
-      <w:proofErr w:type="spellEnd"/>
-      <w:r>
-        <w:rPr>
-          <w:rFonts w:ascii="Times New Roman" w:hAnsi="Times New Roman" w:cs="Times New Roman"/>
-          <w:sz w:val="28"/>
-          <w:szCs w:val="28"/>
-        </w:rPr>
-        <w:t>&gt;), кодировка символов (&lt;</w:t>
-      </w:r>
-      <w:proofErr w:type="spellStart"/>
-      <w:r>
-        <w:rPr>
-          <w:rFonts w:ascii="Times New Roman" w:hAnsi="Times New Roman" w:cs="Times New Roman"/>
-          <w:sz w:val="28"/>
-          <w:szCs w:val="28"/>
-        </w:rPr>
-        <w:t>meta</w:t>
-      </w:r>
-      <w:proofErr w:type="spellEnd"/>
-      <w:r>
-        <w:rPr>
-          <w:rFonts w:ascii="Times New Roman" w:hAnsi="Times New Roman" w:cs="Times New Roman"/>
-          <w:sz w:val="28"/>
-          <w:szCs w:val="28"/>
-        </w:rPr>
-        <w:t xml:space="preserve"> </w:t>
-      </w:r>
-      <w:proofErr w:type="spellStart"/>
-      <w:r>
-        <w:rPr>
-          <w:rFonts w:ascii="Times New Roman" w:hAnsi="Times New Roman" w:cs="Times New Roman"/>
-          <w:sz w:val="28"/>
-          <w:szCs w:val="28"/>
-        </w:rPr>
-        <w:t>charset</w:t>
-      </w:r>
-      <w:proofErr w:type="spellEnd"/>
-      <w:r>
-        <w:rPr>
-          <w:rFonts w:ascii="Times New Roman" w:hAnsi="Times New Roman" w:cs="Times New Roman"/>
-          <w:sz w:val="28"/>
-          <w:szCs w:val="28"/>
-        </w:rPr>
-        <w:t>&gt;), ссылки на внешние стили (&lt;</w:t>
-      </w:r>
-      <w:proofErr w:type="spellStart"/>
-      <w:r>
-        <w:rPr>
-          <w:rFonts w:ascii="Times New Roman" w:hAnsi="Times New Roman" w:cs="Times New Roman"/>
-          <w:sz w:val="28"/>
-          <w:szCs w:val="28"/>
-        </w:rPr>
-        <w:t>link</w:t>
-      </w:r>
-      <w:proofErr w:type="spellEnd"/>
-      <w:r>
-        <w:rPr>
-          <w:rFonts w:ascii="Times New Roman" w:hAnsi="Times New Roman" w:cs="Times New Roman"/>
-          <w:sz w:val="28"/>
-          <w:szCs w:val="28"/>
-        </w:rPr>
-        <w:t>&gt;), скрипты (&lt;</w:t>
-      </w:r>
-      <w:proofErr w:type="spellStart"/>
-      <w:r>
-        <w:rPr>
-          <w:rFonts w:ascii="Times New Roman" w:hAnsi="Times New Roman" w:cs="Times New Roman"/>
-          <w:sz w:val="28"/>
-          <w:szCs w:val="28"/>
-        </w:rPr>
-        <w:t>script</w:t>
-      </w:r>
-      <w:proofErr w:type="spellEnd"/>
-      <w:r>
-        <w:rPr>
-          <w:rFonts w:ascii="Times New Roman" w:hAnsi="Times New Roman" w:cs="Times New Roman"/>
-          <w:sz w:val="28"/>
-          <w:szCs w:val="28"/>
-        </w:rPr>
-        <w:t>&gt;) и другие метаданные.</w:t>
+      <w:proofErr w:type="spellStart"/>
+      <w:proofErr w:type="spellEnd"/>
+      <w:proofErr w:type="spellStart"/>
+      <w:proofErr w:type="spellEnd"/>
+      <w:proofErr w:type="spellStart"/>
+      <w:proofErr w:type="spellEnd"/>
+      <w:proofErr w:type="spellStart"/>
+      <w:proofErr w:type="spellEnd"/>
+      <w:proofErr w:type="spellStart"/>
+      <w:proofErr w:type="spellEnd"/>
+      <w:proofErr w:type="spellStart"/>
+      <w:proofErr w:type="spellEnd"/>
+      <w:r>
+        <w:rPr>
+          <w:rFonts w:ascii="Times New Roman" w:hAnsi="Times New Roman" w:cs="Times New Roman"/>
+          <w:sz w:val="28"/>
+          <w:szCs w:val="28"/>
+        </w:rPr>
+        <w:t xml:space="preserve">Тег &lt;head&gt; — контейнер для метаданных, которые не отображаются на странице. В нём находятся заголовок (&lt;title&gt;), кодировка (&lt;meta charset&gt;), подключение стилей (&lt;link&gt;) и скриптов (&lt;script&gt;) и другие метаданные.</w:t>
       </w:r>
     </w:p>
     <w:p>
@@ -4133,49 +3375,17 @@
           <w:szCs w:val="28"/>
         </w:rPr>
       </w:pPr>
-      <w:r>
-        <w:rPr>
-          <w:rFonts w:ascii="Times New Roman" w:hAnsi="Times New Roman" w:cs="Times New Roman"/>
-          <w:sz w:val="28"/>
-          <w:szCs w:val="28"/>
-        </w:rPr>
-        <w:t>Для заголовка страницы, который отображается во вкладке браузера, используется тег &lt;</w:t>
-      </w:r>
-      <w:proofErr w:type="spellStart"/>
-      <w:r>
-        <w:rPr>
-          <w:rFonts w:ascii="Times New Roman" w:hAnsi="Times New Roman" w:cs="Times New Roman"/>
-          <w:sz w:val="28"/>
-          <w:szCs w:val="28"/>
-        </w:rPr>
-        <w:t>title</w:t>
-      </w:r>
-      <w:proofErr w:type="spellEnd"/>
-      <w:r>
-        <w:rPr>
-          <w:rFonts w:ascii="Times New Roman" w:hAnsi="Times New Roman" w:cs="Times New Roman"/>
-          <w:sz w:val="28"/>
-          <w:szCs w:val="28"/>
-        </w:rPr>
-        <w:t>&gt;. Он должен находиться внутри раздела &lt;</w:t>
-      </w:r>
-      <w:proofErr w:type="spellStart"/>
-      <w:r>
-        <w:rPr>
-          <w:rFonts w:ascii="Times New Roman" w:hAnsi="Times New Roman" w:cs="Times New Roman"/>
-          <w:sz w:val="28"/>
-          <w:szCs w:val="28"/>
-        </w:rPr>
-        <w:t>head</w:t>
-      </w:r>
-      <w:proofErr w:type="spellEnd"/>
-      <w:r>
-        <w:rPr>
-          <w:rFonts w:ascii="Times New Roman" w:hAnsi="Times New Roman" w:cs="Times New Roman"/>
-          <w:sz w:val="28"/>
-          <w:szCs w:val="28"/>
-        </w:rPr>
-        <w:t>&gt;. Его следует использовать для краткого и точного описания содержимого страницы.</w:t>
+      <w:proofErr w:type="spellStart"/>
+      <w:proofErr w:type="spellEnd"/>
+      <w:proofErr w:type="spellStart"/>
+      <w:proofErr w:type="spellEnd"/>
+      <w:r>
+        <w:rPr>
+          <w:rFonts w:ascii="Times New Roman" w:hAnsi="Times New Roman" w:cs="Times New Roman"/>
+          <w:sz w:val="28"/>
+          <w:szCs w:val="28"/>
+        </w:rPr>
+        <w:t xml:space="preserve">Заголовок страницы, который показывается во вкладке браузера, задаётся тегом &lt;title&gt;. Он размещается внутри &lt;head&gt; и должен кратко и точно описывать содержимое страницы.</w:t>
       </w:r>
     </w:p>
     <w:p>
@@ -4251,31 +3461,15 @@
           <w:szCs w:val="28"/>
         </w:rPr>
       </w:pPr>
-      <w:r>
-        <w:rPr>
-          <w:rFonts w:ascii="Times New Roman" w:hAnsi="Times New Roman" w:cs="Times New Roman"/>
-          <w:sz w:val="28"/>
-          <w:szCs w:val="28"/>
-        </w:rPr>
-        <w:t>Тег &lt;</w:t>
-      </w:r>
-      <w:proofErr w:type="spellStart"/>
-      <w:r>
-        <w:rPr>
-          <w:rFonts w:ascii="Times New Roman" w:hAnsi="Times New Roman" w:cs="Times New Roman"/>
-          <w:sz w:val="28"/>
-          <w:szCs w:val="28"/>
-        </w:rPr>
-        <w:t>body</w:t>
-      </w:r>
-      <w:proofErr w:type="spellEnd"/>
-      <w:r>
-        <w:rPr>
-          <w:rFonts w:ascii="Times New Roman" w:hAnsi="Times New Roman" w:cs="Times New Roman"/>
-          <w:sz w:val="28"/>
-          <w:szCs w:val="28"/>
-        </w:rPr>
-        <w:t>&gt; — это контейнер для всего видимого содержимого веб-страницы. Все, что пользователь видит в окне браузера — текст, изображения, ссылки, видео и т.д. — должно находиться внутри этого тега.</w:t>
+      <w:proofErr w:type="spellStart"/>
+      <w:proofErr w:type="spellEnd"/>
+      <w:r>
+        <w:rPr>
+          <w:rFonts w:ascii="Times New Roman" w:hAnsi="Times New Roman" w:cs="Times New Roman"/>
+          <w:sz w:val="28"/>
+          <w:szCs w:val="28"/>
+        </w:rPr>
+        <w:t xml:space="preserve">Тег &lt;body&gt; — контейнер для всего видимого содержимого страницы: текста, изображений, ссылок, видео и т. д.</w:t>
       </w:r>
     </w:p>
     <w:p>
@@ -4321,8 +3515,7 @@
           <w:sz w:val="28"/>
           <w:szCs w:val="28"/>
         </w:rPr>
-        <w:lastRenderedPageBreak/>
-        <w:t>Для создания заголовков используются теги от &lt;h1&gt; до &lt;h6&gt;. &lt;h1&gt; — самый важный заголовок (обычно один на страницу), а &lt;h6&gt; — наименее важный.</w:t>
+        <w:t xml:space="preserve">Заголовки создаются тегами от &lt;h1&gt; до &lt;h6&gt;. &lt;h1&gt; — самый важный (обычно один на страницу), &lt;h6&gt; — наименее важный.</w:t>
       </w:r>
     </w:p>
     <w:p>
@@ -4386,7 +3579,7 @@
           <w:sz w:val="28"/>
           <w:szCs w:val="28"/>
         </w:rPr>
-        <w:t>Тег &lt;p&gt; определяет абзац текста. Браузер автоматически добавляет отступы до и после каждого абзаца, делая текст более читаемым.</w:t>
+        <w:t xml:space="preserve">Тег &lt;p&gt; задаёт абзац текста. Браузер автоматически добавляет отступы до и после абзаца, поэтому текст легче читать.</w:t>
       </w:r>
     </w:p>
     <w:p>
@@ -4444,67 +3637,19 @@
           <w:szCs w:val="28"/>
         </w:rPr>
       </w:pPr>
-      <w:r>
-        <w:rPr>
-          <w:rFonts w:ascii="Times New Roman" w:hAnsi="Times New Roman" w:cs="Times New Roman"/>
-          <w:sz w:val="28"/>
-          <w:szCs w:val="28"/>
-        </w:rPr>
-        <w:t xml:space="preserve">Гиперссылка создается с помощью тега &lt;a&gt;. Основной атрибут — </w:t>
-      </w:r>
-      <w:proofErr w:type="spellStart"/>
-      <w:r>
-        <w:rPr>
-          <w:rFonts w:ascii="Times New Roman" w:hAnsi="Times New Roman" w:cs="Times New Roman"/>
-          <w:sz w:val="28"/>
-          <w:szCs w:val="28"/>
-        </w:rPr>
-        <w:t>href</w:t>
-      </w:r>
-      <w:proofErr w:type="spellEnd"/>
-      <w:r>
-        <w:rPr>
-          <w:rFonts w:ascii="Times New Roman" w:hAnsi="Times New Roman" w:cs="Times New Roman"/>
-          <w:sz w:val="28"/>
-          <w:szCs w:val="28"/>
-        </w:rPr>
-        <w:t xml:space="preserve">, который указывает URL-адрес назначения. Другие важные атрибуты: </w:t>
-      </w:r>
-      <w:proofErr w:type="spellStart"/>
-      <w:r>
-        <w:rPr>
-          <w:rFonts w:ascii="Times New Roman" w:hAnsi="Times New Roman" w:cs="Times New Roman"/>
-          <w:sz w:val="28"/>
-          <w:szCs w:val="28"/>
-        </w:rPr>
-        <w:t>target</w:t>
-      </w:r>
-      <w:proofErr w:type="spellEnd"/>
-      <w:r>
-        <w:rPr>
-          <w:rFonts w:ascii="Times New Roman" w:hAnsi="Times New Roman" w:cs="Times New Roman"/>
-          <w:sz w:val="28"/>
-          <w:szCs w:val="28"/>
-        </w:rPr>
-        <w:t xml:space="preserve"> (определяет, где открывать ссылку), </w:t>
-      </w:r>
-      <w:proofErr w:type="spellStart"/>
-      <w:r>
-        <w:rPr>
-          <w:rFonts w:ascii="Times New Roman" w:hAnsi="Times New Roman" w:cs="Times New Roman"/>
-          <w:sz w:val="28"/>
-          <w:szCs w:val="28"/>
-        </w:rPr>
-        <w:t>title</w:t>
-      </w:r>
-      <w:proofErr w:type="spellEnd"/>
-      <w:r>
-        <w:rPr>
-          <w:rFonts w:ascii="Times New Roman" w:hAnsi="Times New Roman" w:cs="Times New Roman"/>
-          <w:sz w:val="28"/>
-          <w:szCs w:val="28"/>
-        </w:rPr>
-        <w:t xml:space="preserve"> (всплывающая подсказка).</w:t>
+      <w:proofErr w:type="spellStart"/>
+      <w:proofErr w:type="spellEnd"/>
+      <w:proofErr w:type="spellStart"/>
+      <w:proofErr w:type="spellEnd"/>
+      <w:proofErr w:type="spellStart"/>
+      <w:proofErr w:type="spellEnd"/>
+      <w:r>
+        <w:rPr>
+          <w:rFonts w:ascii="Times New Roman" w:hAnsi="Times New Roman" w:cs="Times New Roman"/>
+          <w:sz w:val="28"/>
+          <w:szCs w:val="28"/>
+        </w:rPr>
+        <w:t xml:space="preserve">Ссылка создаётся тегом &lt;a&gt;. Главный атрибут — href с адресом перехода. Также используются target (где открыть ссылку) и title (подсказка).</w:t>
       </w:r>
     </w:p>
     <w:p>
@@ -4580,67 +3725,19 @@
           <w:szCs w:val="28"/>
         </w:rPr>
       </w:pPr>
-      <w:r>
-        <w:rPr>
-          <w:rFonts w:ascii="Times New Roman" w:hAnsi="Times New Roman" w:cs="Times New Roman"/>
-          <w:sz w:val="28"/>
-          <w:szCs w:val="28"/>
-        </w:rPr>
-        <w:t>Для вставки изображения используется тег &lt;</w:t>
-      </w:r>
-      <w:proofErr w:type="spellStart"/>
-      <w:r>
-        <w:rPr>
-          <w:rFonts w:ascii="Times New Roman" w:hAnsi="Times New Roman" w:cs="Times New Roman"/>
-          <w:sz w:val="28"/>
-          <w:szCs w:val="28"/>
-        </w:rPr>
-        <w:t>img</w:t>
-      </w:r>
-      <w:proofErr w:type="spellEnd"/>
-      <w:r>
-        <w:rPr>
-          <w:rFonts w:ascii="Times New Roman" w:hAnsi="Times New Roman" w:cs="Times New Roman"/>
-          <w:sz w:val="28"/>
-          <w:szCs w:val="28"/>
-        </w:rPr>
-        <w:t xml:space="preserve">&gt;. Он должен содержать как минимум атрибут </w:t>
-      </w:r>
-      <w:proofErr w:type="spellStart"/>
-      <w:r>
-        <w:rPr>
-          <w:rFonts w:ascii="Times New Roman" w:hAnsi="Times New Roman" w:cs="Times New Roman"/>
-          <w:sz w:val="28"/>
-          <w:szCs w:val="28"/>
-        </w:rPr>
-        <w:t>src</w:t>
-      </w:r>
-      <w:proofErr w:type="spellEnd"/>
-      <w:r>
-        <w:rPr>
-          <w:rFonts w:ascii="Times New Roman" w:hAnsi="Times New Roman" w:cs="Times New Roman"/>
-          <w:sz w:val="28"/>
-          <w:szCs w:val="28"/>
-        </w:rPr>
-        <w:t xml:space="preserve"> (путь к изображению) и атрибут </w:t>
-      </w:r>
-      <w:proofErr w:type="spellStart"/>
-      <w:r>
-        <w:rPr>
-          <w:rFonts w:ascii="Times New Roman" w:hAnsi="Times New Roman" w:cs="Times New Roman"/>
-          <w:sz w:val="28"/>
-          <w:szCs w:val="28"/>
-        </w:rPr>
-        <w:t>alt</w:t>
-      </w:r>
-      <w:proofErr w:type="spellEnd"/>
-      <w:r>
-        <w:rPr>
-          <w:rFonts w:ascii="Times New Roman" w:hAnsi="Times New Roman" w:cs="Times New Roman"/>
-          <w:sz w:val="28"/>
-          <w:szCs w:val="28"/>
-        </w:rPr>
-        <w:t xml:space="preserve"> (текстовое описание, отображаемое, если изображение не загрузилось).</w:t>
+      <w:proofErr w:type="spellStart"/>
+      <w:proofErr w:type="spellEnd"/>
+      <w:proofErr w:type="spellStart"/>
+      <w:proofErr w:type="spellEnd"/>
+      <w:proofErr w:type="spellStart"/>
+      <w:proofErr w:type="spellEnd"/>
+      <w:r>
+        <w:rPr>
+          <w:rFonts w:ascii="Times New Roman" w:hAnsi="Times New Roman" w:cs="Times New Roman"/>
+          <w:sz w:val="28"/>
+          <w:szCs w:val="28"/>
+        </w:rPr>
+        <w:t xml:space="preserve">Изображение вставляется тегом &lt;img&gt;. Обязательные атрибуты — src (путь к файлу) и alt (текст, который показывается, если картинка не загрузилась).</w:t>
       </w:r>
     </w:p>
     <w:p>
@@ -4684,59 +3781,17 @@
           <w:szCs w:val="28"/>
         </w:rPr>
       </w:pPr>
-      <w:r>
-        <w:rPr>
-          <w:rFonts w:ascii="Times New Roman" w:hAnsi="Times New Roman" w:cs="Times New Roman"/>
-          <w:b/>
-          <w:bCs/>
-          <w:sz w:val="28"/>
-          <w:szCs w:val="28"/>
-        </w:rPr>
-        <w:t>Неупорядоченный список</w:t>
-      </w:r>
-      <w:r>
-        <w:rPr>
-          <w:rFonts w:ascii="Times New Roman" w:hAnsi="Times New Roman" w:cs="Times New Roman"/>
-          <w:sz w:val="28"/>
-          <w:szCs w:val="28"/>
-        </w:rPr>
-        <w:t xml:space="preserve"> создается с помощью тега &lt;</w:t>
-      </w:r>
-      <w:proofErr w:type="spellStart"/>
-      <w:r>
-        <w:rPr>
-          <w:rFonts w:ascii="Times New Roman" w:hAnsi="Times New Roman" w:cs="Times New Roman"/>
-          <w:sz w:val="28"/>
-          <w:szCs w:val="28"/>
-        </w:rPr>
-        <w:t>ul</w:t>
-      </w:r>
-      <w:proofErr w:type="spellEnd"/>
-      <w:r>
-        <w:rPr>
-          <w:rFonts w:ascii="Times New Roman" w:hAnsi="Times New Roman" w:cs="Times New Roman"/>
-          <w:sz w:val="28"/>
-          <w:szCs w:val="28"/>
-        </w:rPr>
-        <w:t>&gt;, а элементы — с помощью &lt;</w:t>
-      </w:r>
-      <w:proofErr w:type="spellStart"/>
-      <w:r>
-        <w:rPr>
-          <w:rFonts w:ascii="Times New Roman" w:hAnsi="Times New Roman" w:cs="Times New Roman"/>
-          <w:sz w:val="28"/>
-          <w:szCs w:val="28"/>
-        </w:rPr>
-        <w:t>li</w:t>
-      </w:r>
-      <w:proofErr w:type="spellEnd"/>
-      <w:r>
-        <w:rPr>
-          <w:rFonts w:ascii="Times New Roman" w:hAnsi="Times New Roman" w:cs="Times New Roman"/>
-          <w:sz w:val="28"/>
-          <w:szCs w:val="28"/>
-        </w:rPr>
-        <w:t>&gt;.</w:t>
+      <w:proofErr w:type="spellStart"/>
+      <w:proofErr w:type="spellEnd"/>
+      <w:proofErr w:type="spellStart"/>
+      <w:proofErr w:type="spellEnd"/>
+      <w:r>
+        <w:rPr>
+          <w:rFonts w:ascii="Times New Roman" w:hAnsi="Times New Roman" w:cs="Times New Roman"/>
+          <w:sz w:val="28"/>
+          <w:szCs w:val="28"/>
+        </w:rPr>
+        <w:t xml:space="preserve">Неупорядоченный (маркированный) список создаётся тегом &lt;ul&gt;, элементы — тегом &lt;li&gt;:</w:t>
       </w:r>
     </w:p>
     <w:p>
@@ -4946,59 +4001,17 @@
           <w:szCs w:val="28"/>
         </w:rPr>
       </w:pPr>
-      <w:r>
-        <w:rPr>
-          <w:rFonts w:ascii="Times New Roman" w:hAnsi="Times New Roman" w:cs="Times New Roman"/>
-          <w:b/>
-          <w:bCs/>
-          <w:sz w:val="28"/>
-          <w:szCs w:val="28"/>
-        </w:rPr>
-        <w:t>Упорядоченный список</w:t>
-      </w:r>
-      <w:r>
-        <w:rPr>
-          <w:rFonts w:ascii="Times New Roman" w:hAnsi="Times New Roman" w:cs="Times New Roman"/>
-          <w:sz w:val="28"/>
-          <w:szCs w:val="28"/>
-        </w:rPr>
-        <w:t xml:space="preserve"> создается с помощью тега &lt;</w:t>
-      </w:r>
-      <w:proofErr w:type="spellStart"/>
-      <w:r>
-        <w:rPr>
-          <w:rFonts w:ascii="Times New Roman" w:hAnsi="Times New Roman" w:cs="Times New Roman"/>
-          <w:sz w:val="28"/>
-          <w:szCs w:val="28"/>
-        </w:rPr>
-        <w:t>ol</w:t>
-      </w:r>
-      <w:proofErr w:type="spellEnd"/>
-      <w:r>
-        <w:rPr>
-          <w:rFonts w:ascii="Times New Roman" w:hAnsi="Times New Roman" w:cs="Times New Roman"/>
-          <w:sz w:val="28"/>
-          <w:szCs w:val="28"/>
-        </w:rPr>
-        <w:t>&gt;, а элементы — с помощью &lt;</w:t>
-      </w:r>
-      <w:proofErr w:type="spellStart"/>
-      <w:r>
-        <w:rPr>
-          <w:rFonts w:ascii="Times New Roman" w:hAnsi="Times New Roman" w:cs="Times New Roman"/>
-          <w:sz w:val="28"/>
-          <w:szCs w:val="28"/>
-        </w:rPr>
-        <w:t>li</w:t>
-      </w:r>
-      <w:proofErr w:type="spellEnd"/>
-      <w:r>
-        <w:rPr>
-          <w:rFonts w:ascii="Times New Roman" w:hAnsi="Times New Roman" w:cs="Times New Roman"/>
-          <w:sz w:val="28"/>
-          <w:szCs w:val="28"/>
-        </w:rPr>
-        <w:t>&gt;.</w:t>
+      <w:proofErr w:type="spellStart"/>
+      <w:proofErr w:type="spellEnd"/>
+      <w:proofErr w:type="spellStart"/>
+      <w:proofErr w:type="spellEnd"/>
+      <w:r>
+        <w:rPr>
+          <w:rFonts w:ascii="Times New Roman" w:hAnsi="Times New Roman" w:cs="Times New Roman"/>
+          <w:sz w:val="28"/>
+          <w:szCs w:val="28"/>
+        </w:rPr>
+        <w:t xml:space="preserve">Упорядоченный (нумерованный) список создаётся тегом &lt;ol&gt;, элементы — тегом &lt;li&gt;:</w:t>
       </w:r>
     </w:p>
     <w:p>
@@ -5375,85 +4388,21 @@
           <w:szCs w:val="28"/>
         </w:rPr>
       </w:pPr>
-      <w:r>
-        <w:rPr>
-          <w:rFonts w:ascii="Times New Roman" w:hAnsi="Times New Roman" w:cs="Times New Roman"/>
-          <w:sz w:val="28"/>
-          <w:szCs w:val="28"/>
-        </w:rPr>
-        <w:t>Таблицы используются для структурирования табличных данных. Тег &lt;</w:t>
-      </w:r>
-      <w:proofErr w:type="spellStart"/>
-      <w:r>
-        <w:rPr>
-          <w:rFonts w:ascii="Times New Roman" w:hAnsi="Times New Roman" w:cs="Times New Roman"/>
-          <w:sz w:val="28"/>
-          <w:szCs w:val="28"/>
-        </w:rPr>
-        <w:t>table</w:t>
-      </w:r>
-      <w:proofErr w:type="spellEnd"/>
-      <w:r>
-        <w:rPr>
-          <w:rFonts w:ascii="Times New Roman" w:hAnsi="Times New Roman" w:cs="Times New Roman"/>
-          <w:sz w:val="28"/>
-          <w:szCs w:val="28"/>
-        </w:rPr>
-        <w:t>&gt; создает саму таблицу, &lt;</w:t>
-      </w:r>
-      <w:proofErr w:type="spellStart"/>
-      <w:r>
-        <w:rPr>
-          <w:rFonts w:ascii="Times New Roman" w:hAnsi="Times New Roman" w:cs="Times New Roman"/>
-          <w:sz w:val="28"/>
-          <w:szCs w:val="28"/>
-        </w:rPr>
-        <w:t>tr</w:t>
-      </w:r>
-      <w:proofErr w:type="spellEnd"/>
-      <w:r>
-        <w:rPr>
-          <w:rFonts w:ascii="Times New Roman" w:hAnsi="Times New Roman" w:cs="Times New Roman"/>
-          <w:sz w:val="28"/>
-          <w:szCs w:val="28"/>
-        </w:rPr>
-        <w:t>&gt; — строку, &lt;</w:t>
-      </w:r>
-      <w:proofErr w:type="spellStart"/>
-      <w:r>
-        <w:rPr>
-          <w:rFonts w:ascii="Times New Roman" w:hAnsi="Times New Roman" w:cs="Times New Roman"/>
-          <w:sz w:val="28"/>
-          <w:szCs w:val="28"/>
-        </w:rPr>
-        <w:t>th</w:t>
-      </w:r>
-      <w:proofErr w:type="spellEnd"/>
-      <w:r>
-        <w:rPr>
-          <w:rFonts w:ascii="Times New Roman" w:hAnsi="Times New Roman" w:cs="Times New Roman"/>
-          <w:sz w:val="28"/>
-          <w:szCs w:val="28"/>
-        </w:rPr>
-        <w:t>&gt; — ячейку заголовка, а &lt;</w:t>
-      </w:r>
-      <w:proofErr w:type="spellStart"/>
-      <w:r>
-        <w:rPr>
-          <w:rFonts w:ascii="Times New Roman" w:hAnsi="Times New Roman" w:cs="Times New Roman"/>
-          <w:sz w:val="28"/>
-          <w:szCs w:val="28"/>
-        </w:rPr>
-        <w:t>td</w:t>
-      </w:r>
-      <w:proofErr w:type="spellEnd"/>
-      <w:r>
-        <w:rPr>
-          <w:rFonts w:ascii="Times New Roman" w:hAnsi="Times New Roman" w:cs="Times New Roman"/>
-          <w:sz w:val="28"/>
-          <w:szCs w:val="28"/>
-        </w:rPr>
-        <w:t>&gt; — обычную ячейку данных.</w:t>
+      <w:proofErr w:type="spellStart"/>
+      <w:proofErr w:type="spellEnd"/>
+      <w:proofErr w:type="spellStart"/>
+      <w:proofErr w:type="spellEnd"/>
+      <w:proofErr w:type="spellStart"/>
+      <w:proofErr w:type="spellEnd"/>
+      <w:proofErr w:type="spellStart"/>
+      <w:proofErr w:type="spellEnd"/>
+      <w:r>
+        <w:rPr>
+          <w:rFonts w:ascii="Times New Roman" w:hAnsi="Times New Roman" w:cs="Times New Roman"/>
+          <w:sz w:val="28"/>
+          <w:szCs w:val="28"/>
+        </w:rPr>
+        <w:t xml:space="preserve">Таблицы нужны для табличных данных. Тег &lt;table&gt; создаёт таблицу, &lt;tr&gt; — строку, &lt;th&gt; — ячейку заголовка, &lt;td&gt; — ячейку с данными.</w:t>
       </w:r>
     </w:p>
     <w:p>
@@ -5794,31 +4743,15 @@
           <w:szCs w:val="28"/>
         </w:rPr>
       </w:pPr>
-      <w:r>
-        <w:rPr>
-          <w:rFonts w:ascii="Times New Roman" w:hAnsi="Times New Roman" w:cs="Times New Roman"/>
-          <w:sz w:val="28"/>
-          <w:szCs w:val="28"/>
-        </w:rPr>
-        <w:t xml:space="preserve">Атрибут </w:t>
-      </w:r>
-      <w:proofErr w:type="spellStart"/>
-      <w:r>
-        <w:rPr>
-          <w:rFonts w:ascii="Times New Roman" w:hAnsi="Times New Roman" w:cs="Times New Roman"/>
-          <w:sz w:val="28"/>
-          <w:szCs w:val="28"/>
-        </w:rPr>
-        <w:t>alt</w:t>
-      </w:r>
-      <w:proofErr w:type="spellEnd"/>
-      <w:r>
-        <w:rPr>
-          <w:rFonts w:ascii="Times New Roman" w:hAnsi="Times New Roman" w:cs="Times New Roman"/>
-          <w:sz w:val="28"/>
-          <w:szCs w:val="28"/>
-        </w:rPr>
-        <w:t xml:space="preserve"> предоставляет текстовое описание изображения. Он важен для доступности (программы чтения с экрана зачитывают его для незрячих пользователей) и для отображения, если изображение по какой-то причине не загрузилось.</w:t>
+      <w:proofErr w:type="spellStart"/>
+      <w:proofErr w:type="spellEnd"/>
+      <w:r>
+        <w:rPr>
+          <w:rFonts w:ascii="Times New Roman" w:hAnsi="Times New Roman" w:cs="Times New Roman"/>
+          <w:sz w:val="28"/>
+          <w:szCs w:val="28"/>
+        </w:rPr>
+        <w:t xml:space="preserve">Атрибут alt — текстовое описание изображения. Он нужен для доступности (программы чтения с экрана зачитывают его незрячим пользователям) и отображается, если изображение не загрузилось.</w:t>
       </w:r>
     </w:p>
     <w:p>
@@ -5858,139 +4791,27 @@
           <w:szCs w:val="28"/>
         </w:rPr>
       </w:pPr>
-      <w:r>
-        <w:rPr>
-          <w:rFonts w:ascii="Times New Roman" w:hAnsi="Times New Roman" w:cs="Times New Roman"/>
-          <w:sz w:val="28"/>
-          <w:szCs w:val="28"/>
-        </w:rPr>
-        <w:t>Семантические теги описывают свое значение для браузера и разработчика. Примеры: &lt;</w:t>
-      </w:r>
-      <w:proofErr w:type="spellStart"/>
-      <w:r>
-        <w:rPr>
-          <w:rFonts w:ascii="Times New Roman" w:hAnsi="Times New Roman" w:cs="Times New Roman"/>
-          <w:sz w:val="28"/>
-          <w:szCs w:val="28"/>
-        </w:rPr>
-        <w:t>header</w:t>
-      </w:r>
-      <w:proofErr w:type="spellEnd"/>
-      <w:r>
-        <w:rPr>
-          <w:rFonts w:ascii="Times New Roman" w:hAnsi="Times New Roman" w:cs="Times New Roman"/>
-          <w:sz w:val="28"/>
-          <w:szCs w:val="28"/>
-        </w:rPr>
-        <w:t>&gt; (шапка), &lt;</w:t>
-      </w:r>
-      <w:proofErr w:type="spellStart"/>
-      <w:r>
-        <w:rPr>
-          <w:rFonts w:ascii="Times New Roman" w:hAnsi="Times New Roman" w:cs="Times New Roman"/>
-          <w:sz w:val="28"/>
-          <w:szCs w:val="28"/>
-        </w:rPr>
-        <w:t>nav</w:t>
-      </w:r>
-      <w:proofErr w:type="spellEnd"/>
-      <w:r>
-        <w:rPr>
-          <w:rFonts w:ascii="Times New Roman" w:hAnsi="Times New Roman" w:cs="Times New Roman"/>
-          <w:sz w:val="28"/>
-          <w:szCs w:val="28"/>
-        </w:rPr>
-        <w:t>&gt; (навигация), &lt;</w:t>
-      </w:r>
-      <w:proofErr w:type="spellStart"/>
-      <w:r>
-        <w:rPr>
-          <w:rFonts w:ascii="Times New Roman" w:hAnsi="Times New Roman" w:cs="Times New Roman"/>
-          <w:sz w:val="28"/>
-          <w:szCs w:val="28"/>
-        </w:rPr>
-        <w:t>main</w:t>
-      </w:r>
-      <w:proofErr w:type="spellEnd"/>
-      <w:r>
-        <w:rPr>
-          <w:rFonts w:ascii="Times New Roman" w:hAnsi="Times New Roman" w:cs="Times New Roman"/>
-          <w:sz w:val="28"/>
-          <w:szCs w:val="28"/>
-        </w:rPr>
-        <w:t>&gt; (основное содержимое), &lt;</w:t>
-      </w:r>
-      <w:proofErr w:type="spellStart"/>
-      <w:r>
-        <w:rPr>
-          <w:rFonts w:ascii="Times New Roman" w:hAnsi="Times New Roman" w:cs="Times New Roman"/>
-          <w:sz w:val="28"/>
-          <w:szCs w:val="28"/>
-        </w:rPr>
-        <w:t>article</w:t>
-      </w:r>
-      <w:proofErr w:type="spellEnd"/>
-      <w:r>
-        <w:rPr>
-          <w:rFonts w:ascii="Times New Roman" w:hAnsi="Times New Roman" w:cs="Times New Roman"/>
-          <w:sz w:val="28"/>
-          <w:szCs w:val="28"/>
-        </w:rPr>
-        <w:t>&gt; (независимая статья), &lt;</w:t>
-      </w:r>
-      <w:proofErr w:type="spellStart"/>
-      <w:r>
-        <w:rPr>
-          <w:rFonts w:ascii="Times New Roman" w:hAnsi="Times New Roman" w:cs="Times New Roman"/>
-          <w:sz w:val="28"/>
-          <w:szCs w:val="28"/>
-        </w:rPr>
-        <w:t>section</w:t>
-      </w:r>
-      <w:proofErr w:type="spellEnd"/>
-      <w:r>
-        <w:rPr>
-          <w:rFonts w:ascii="Times New Roman" w:hAnsi="Times New Roman" w:cs="Times New Roman"/>
-          <w:sz w:val="28"/>
-          <w:szCs w:val="28"/>
-        </w:rPr>
-        <w:t>&gt; (тематический раздел), &lt;</w:t>
-      </w:r>
-      <w:proofErr w:type="spellStart"/>
-      <w:r>
-        <w:rPr>
-          <w:rFonts w:ascii="Times New Roman" w:hAnsi="Times New Roman" w:cs="Times New Roman"/>
-          <w:sz w:val="28"/>
-          <w:szCs w:val="28"/>
-        </w:rPr>
-        <w:t>aside</w:t>
-      </w:r>
-      <w:proofErr w:type="spellEnd"/>
-      <w:r>
-        <w:rPr>
-          <w:rFonts w:ascii="Times New Roman" w:hAnsi="Times New Roman" w:cs="Times New Roman"/>
-          <w:sz w:val="28"/>
-          <w:szCs w:val="28"/>
-        </w:rPr>
-        <w:t>&gt; (боковая панель), &lt;</w:t>
-      </w:r>
-      <w:proofErr w:type="spellStart"/>
-      <w:r>
-        <w:rPr>
-          <w:rFonts w:ascii="Times New Roman" w:hAnsi="Times New Roman" w:cs="Times New Roman"/>
-          <w:sz w:val="28"/>
-          <w:szCs w:val="28"/>
-        </w:rPr>
-        <w:t>footer</w:t>
-      </w:r>
-      <w:proofErr w:type="spellEnd"/>
-      <w:r>
-        <w:rPr>
-          <w:rFonts w:ascii="Times New Roman" w:hAnsi="Times New Roman" w:cs="Times New Roman"/>
-          <w:sz w:val="28"/>
-          <w:szCs w:val="28"/>
-        </w:rPr>
-        <w:t>&gt; (подвал).</w:t>
+      <w:proofErr w:type="spellStart"/>
+      <w:proofErr w:type="spellEnd"/>
+      <w:proofErr w:type="spellStart"/>
+      <w:proofErr w:type="spellEnd"/>
+      <w:proofErr w:type="spellStart"/>
+      <w:proofErr w:type="spellEnd"/>
+      <w:proofErr w:type="spellStart"/>
+      <w:proofErr w:type="spellEnd"/>
+      <w:proofErr w:type="spellStart"/>
+      <w:proofErr w:type="spellEnd"/>
+      <w:proofErr w:type="spellStart"/>
+      <w:proofErr w:type="spellEnd"/>
+      <w:proofErr w:type="spellStart"/>
+      <w:proofErr w:type="spellEnd"/>
+      <w:r>
+        <w:rPr>
+          <w:rFonts w:ascii="Times New Roman" w:hAnsi="Times New Roman" w:cs="Times New Roman"/>
+          <w:sz w:val="28"/>
+          <w:szCs w:val="28"/>
+        </w:rPr>
+        <w:t xml:space="preserve">Семантические теги показывают, какую роль играет блок: &lt;header&gt; — шапка, &lt;nav&gt; — навигация, &lt;main&gt; — основное содержимое, &lt;article&gt; — самостоятельная статья, &lt;section&gt; — тематический раздел, &lt;aside&gt; — боковая панель, &lt;footer&gt; — подвал.</w:t>
       </w:r>
     </w:p>
     <w:p>
@@ -6030,49 +4851,17 @@
           <w:szCs w:val="28"/>
         </w:rPr>
       </w:pPr>
-      <w:r>
-        <w:rPr>
-          <w:rFonts w:ascii="Times New Roman" w:hAnsi="Times New Roman" w:cs="Times New Roman"/>
-          <w:sz w:val="28"/>
-          <w:szCs w:val="28"/>
-        </w:rPr>
-        <w:t>Страница 404 (</w:t>
-      </w:r>
-      <w:proofErr w:type="spellStart"/>
-      <w:r>
-        <w:rPr>
-          <w:rFonts w:ascii="Times New Roman" w:hAnsi="Times New Roman" w:cs="Times New Roman"/>
-          <w:sz w:val="28"/>
-          <w:szCs w:val="28"/>
-        </w:rPr>
-        <w:t>Not</w:t>
-      </w:r>
-      <w:proofErr w:type="spellEnd"/>
-      <w:r>
-        <w:rPr>
-          <w:rFonts w:ascii="Times New Roman" w:hAnsi="Times New Roman" w:cs="Times New Roman"/>
-          <w:sz w:val="28"/>
-          <w:szCs w:val="28"/>
-        </w:rPr>
-        <w:t xml:space="preserve"> </w:t>
-      </w:r>
-      <w:proofErr w:type="spellStart"/>
-      <w:r>
-        <w:rPr>
-          <w:rFonts w:ascii="Times New Roman" w:hAnsi="Times New Roman" w:cs="Times New Roman"/>
-          <w:sz w:val="28"/>
-          <w:szCs w:val="28"/>
-        </w:rPr>
-        <w:t>Found</w:t>
-      </w:r>
-      <w:proofErr w:type="spellEnd"/>
-      <w:r>
-        <w:rPr>
-          <w:rFonts w:ascii="Times New Roman" w:hAnsi="Times New Roman" w:cs="Times New Roman"/>
-          <w:sz w:val="28"/>
-          <w:szCs w:val="28"/>
-        </w:rPr>
-        <w:t>) — это страница, которая отображается, когда пользователь пытается перейти по URL-адресу, который не существует на сервере.</w:t>
+      <w:proofErr w:type="spellStart"/>
+      <w:proofErr w:type="spellEnd"/>
+      <w:proofErr w:type="spellStart"/>
+      <w:proofErr w:type="spellEnd"/>
+      <w:r>
+        <w:rPr>
+          <w:rFonts w:ascii="Times New Roman" w:hAnsi="Times New Roman" w:cs="Times New Roman"/>
+          <w:sz w:val="28"/>
+          <w:szCs w:val="28"/>
+        </w:rPr>
+        <w:t xml:space="preserve">Страница 404 (Not Found) показывается, когда пользователь переходит по адресу, которого нет на сервере.</w:t>
       </w:r>
     </w:p>
     <w:p>
@@ -6126,7 +4915,7 @@
           <w:sz w:val="28"/>
           <w:szCs w:val="28"/>
         </w:rPr>
-        <w:t>Страница 404 должна быть полезной: содержать четкое сообщение о том, что страница не найдена, и предлагать пути решения — например, ссылку на главную страницу, навигационное меню или строку поиска.</w:t>
+        <w:t xml:space="preserve">Страница 404 должна помогать пользователю: ясно сообщать, что страница не найдена, и предлагать выход — ссылку на главную, меню или поиск.</w:t>
       </w:r>
     </w:p>
     <w:p>
@@ -6203,85 +4992,21 @@
           <w:szCs w:val="28"/>
         </w:rPr>
       </w:pPr>
-      <w:r>
-        <w:rPr>
-          <w:rFonts w:ascii="Times New Roman" w:hAnsi="Times New Roman" w:cs="Times New Roman"/>
-          <w:sz w:val="28"/>
-          <w:szCs w:val="28"/>
-        </w:rPr>
-        <w:t>Тег &lt;</w:t>
-      </w:r>
-      <w:proofErr w:type="spellStart"/>
-      <w:r>
-        <w:rPr>
-          <w:rFonts w:ascii="Times New Roman" w:hAnsi="Times New Roman" w:cs="Times New Roman"/>
-          <w:sz w:val="28"/>
-          <w:szCs w:val="28"/>
-        </w:rPr>
-        <w:t>meta</w:t>
-      </w:r>
-      <w:proofErr w:type="spellEnd"/>
-      <w:r>
-        <w:rPr>
-          <w:rFonts w:ascii="Times New Roman" w:hAnsi="Times New Roman" w:cs="Times New Roman"/>
-          <w:sz w:val="28"/>
-          <w:szCs w:val="28"/>
-        </w:rPr>
-        <w:t xml:space="preserve">&gt; с атрибутом </w:t>
-      </w:r>
-      <w:proofErr w:type="spellStart"/>
-      <w:r>
-        <w:rPr>
-          <w:rFonts w:ascii="Times New Roman" w:hAnsi="Times New Roman" w:cs="Times New Roman"/>
-          <w:sz w:val="28"/>
-          <w:szCs w:val="28"/>
-        </w:rPr>
-        <w:t>charset</w:t>
-      </w:r>
-      <w:proofErr w:type="spellEnd"/>
-      <w:r>
-        <w:rPr>
-          <w:rFonts w:ascii="Times New Roman" w:hAnsi="Times New Roman" w:cs="Times New Roman"/>
-          <w:sz w:val="28"/>
-          <w:szCs w:val="28"/>
-        </w:rPr>
-        <w:t xml:space="preserve"> используется для указания кодировки символов документа, например, &lt;</w:t>
-      </w:r>
-      <w:proofErr w:type="spellStart"/>
-      <w:r>
-        <w:rPr>
-          <w:rFonts w:ascii="Times New Roman" w:hAnsi="Times New Roman" w:cs="Times New Roman"/>
-          <w:sz w:val="28"/>
-          <w:szCs w:val="28"/>
-        </w:rPr>
-        <w:t>meta</w:t>
-      </w:r>
-      <w:proofErr w:type="spellEnd"/>
-      <w:r>
-        <w:rPr>
-          <w:rFonts w:ascii="Times New Roman" w:hAnsi="Times New Roman" w:cs="Times New Roman"/>
-          <w:sz w:val="28"/>
-          <w:szCs w:val="28"/>
-        </w:rPr>
-        <w:t xml:space="preserve"> </w:t>
-      </w:r>
-      <w:proofErr w:type="spellStart"/>
-      <w:r>
-        <w:rPr>
-          <w:rFonts w:ascii="Times New Roman" w:hAnsi="Times New Roman" w:cs="Times New Roman"/>
-          <w:sz w:val="28"/>
-          <w:szCs w:val="28"/>
-        </w:rPr>
-        <w:t>charset</w:t>
-      </w:r>
-      <w:proofErr w:type="spellEnd"/>
-      <w:r>
-        <w:rPr>
-          <w:rFonts w:ascii="Times New Roman" w:hAnsi="Times New Roman" w:cs="Times New Roman"/>
-          <w:sz w:val="28"/>
-          <w:szCs w:val="28"/>
-        </w:rPr>
-        <w:t>="utf-8"&gt;. Это обеспечивает правильное отображение текста на разных языках.</w:t>
+      <w:proofErr w:type="spellStart"/>
+      <w:proofErr w:type="spellEnd"/>
+      <w:proofErr w:type="spellStart"/>
+      <w:proofErr w:type="spellEnd"/>
+      <w:proofErr w:type="spellStart"/>
+      <w:proofErr w:type="spellEnd"/>
+      <w:proofErr w:type="spellStart"/>
+      <w:proofErr w:type="spellEnd"/>
+      <w:r>
+        <w:rPr>
+          <w:rFonts w:ascii="Times New Roman" w:hAnsi="Times New Roman" w:cs="Times New Roman"/>
+          <w:sz w:val="28"/>
+          <w:szCs w:val="28"/>
+        </w:rPr>
+        <w:t xml:space="preserve">Тег &lt;meta&gt; с атрибутом charset задаёт кодировку документа, например &lt;meta charset="utf-8"&gt;. Благодаря этому текст на разных языках отображается правильно.</w:t>
       </w:r>
     </w:p>
     <w:p>
@@ -6359,67 +5084,19 @@
           <w:szCs w:val="28"/>
         </w:rPr>
       </w:pPr>
-      <w:r>
-        <w:rPr>
-          <w:rFonts w:ascii="Times New Roman" w:hAnsi="Times New Roman" w:cs="Times New Roman"/>
-          <w:sz w:val="28"/>
-          <w:szCs w:val="28"/>
-        </w:rPr>
-        <w:t xml:space="preserve">Атрибут </w:t>
-      </w:r>
-      <w:proofErr w:type="spellStart"/>
-      <w:r>
-        <w:rPr>
-          <w:rFonts w:ascii="Times New Roman" w:hAnsi="Times New Roman" w:cs="Times New Roman"/>
-          <w:sz w:val="28"/>
-          <w:szCs w:val="28"/>
-        </w:rPr>
-        <w:t>href</w:t>
-      </w:r>
-      <w:proofErr w:type="spellEnd"/>
-      <w:r>
-        <w:rPr>
-          <w:rFonts w:ascii="Times New Roman" w:hAnsi="Times New Roman" w:cs="Times New Roman"/>
-          <w:sz w:val="28"/>
-          <w:szCs w:val="28"/>
-        </w:rPr>
-        <w:t xml:space="preserve"> (</w:t>
-      </w:r>
-      <w:proofErr w:type="spellStart"/>
-      <w:r>
-        <w:rPr>
-          <w:rFonts w:ascii="Times New Roman" w:hAnsi="Times New Roman" w:cs="Times New Roman"/>
-          <w:sz w:val="28"/>
-          <w:szCs w:val="28"/>
-        </w:rPr>
-        <w:t>hypertext</w:t>
-      </w:r>
-      <w:proofErr w:type="spellEnd"/>
-      <w:r>
-        <w:rPr>
-          <w:rFonts w:ascii="Times New Roman" w:hAnsi="Times New Roman" w:cs="Times New Roman"/>
-          <w:sz w:val="28"/>
-          <w:szCs w:val="28"/>
-        </w:rPr>
-        <w:t xml:space="preserve"> </w:t>
-      </w:r>
-      <w:proofErr w:type="spellStart"/>
-      <w:r>
-        <w:rPr>
-          <w:rFonts w:ascii="Times New Roman" w:hAnsi="Times New Roman" w:cs="Times New Roman"/>
-          <w:sz w:val="28"/>
-          <w:szCs w:val="28"/>
-        </w:rPr>
-        <w:t>reference</w:t>
-      </w:r>
-      <w:proofErr w:type="spellEnd"/>
-      <w:r>
-        <w:rPr>
-          <w:rFonts w:ascii="Times New Roman" w:hAnsi="Times New Roman" w:cs="Times New Roman"/>
-          <w:sz w:val="28"/>
-          <w:szCs w:val="28"/>
-        </w:rPr>
-        <w:t>) содержит URL-адрес, на который ведет ссылка. Он является основным атрибутом для навигации, определяя, куда будет перенаправлен пользователь при клике.</w:t>
+      <w:proofErr w:type="spellStart"/>
+      <w:proofErr w:type="spellEnd"/>
+      <w:proofErr w:type="spellStart"/>
+      <w:proofErr w:type="spellEnd"/>
+      <w:proofErr w:type="spellStart"/>
+      <w:proofErr w:type="spellEnd"/>
+      <w:r>
+        <w:rPr>
+          <w:rFonts w:ascii="Times New Roman" w:hAnsi="Times New Roman" w:cs="Times New Roman"/>
+          <w:sz w:val="28"/>
+          <w:szCs w:val="28"/>
+        </w:rPr>
+        <w:t xml:space="preserve">Атрибут href (hypertext reference) содержит адрес, на который ведёт ссылка. По нему браузер определяет, куда перейти при клике.</w:t>
       </w:r>
     </w:p>
     <w:p>
@@ -6495,103 +5172,23 @@
           <w:szCs w:val="28"/>
         </w:rPr>
       </w:pPr>
-      <w:r>
-        <w:rPr>
-          <w:rFonts w:ascii="Times New Roman" w:hAnsi="Times New Roman" w:cs="Times New Roman"/>
-          <w:sz w:val="28"/>
-          <w:szCs w:val="28"/>
-        </w:rPr>
-        <w:t>Кнопка создается с помощью тега &lt;</w:t>
-      </w:r>
-      <w:proofErr w:type="spellStart"/>
-      <w:r>
-        <w:rPr>
-          <w:rFonts w:ascii="Times New Roman" w:hAnsi="Times New Roman" w:cs="Times New Roman"/>
-          <w:sz w:val="28"/>
-          <w:szCs w:val="28"/>
-        </w:rPr>
-        <w:t>button</w:t>
-      </w:r>
-      <w:proofErr w:type="spellEnd"/>
-      <w:r>
-        <w:rPr>
-          <w:rFonts w:ascii="Times New Roman" w:hAnsi="Times New Roman" w:cs="Times New Roman"/>
-          <w:sz w:val="28"/>
-          <w:szCs w:val="28"/>
-        </w:rPr>
-        <w:t xml:space="preserve">&gt;. Если она находится внутри формы и имеет атрибут </w:t>
-      </w:r>
-      <w:proofErr w:type="spellStart"/>
-      <w:r>
-        <w:rPr>
-          <w:rFonts w:ascii="Times New Roman" w:hAnsi="Times New Roman" w:cs="Times New Roman"/>
-          <w:sz w:val="28"/>
-          <w:szCs w:val="28"/>
-        </w:rPr>
-        <w:t>type</w:t>
-      </w:r>
-      <w:proofErr w:type="spellEnd"/>
-      <w:r>
-        <w:rPr>
-          <w:rFonts w:ascii="Times New Roman" w:hAnsi="Times New Roman" w:cs="Times New Roman"/>
-          <w:sz w:val="28"/>
-          <w:szCs w:val="28"/>
-        </w:rPr>
-        <w:t>="</w:t>
-      </w:r>
-      <w:proofErr w:type="spellStart"/>
-      <w:r>
-        <w:rPr>
-          <w:rFonts w:ascii="Times New Roman" w:hAnsi="Times New Roman" w:cs="Times New Roman"/>
-          <w:sz w:val="28"/>
-          <w:szCs w:val="28"/>
-        </w:rPr>
-        <w:t>submit</w:t>
-      </w:r>
-      <w:proofErr w:type="spellEnd"/>
-      <w:r>
-        <w:rPr>
-          <w:rFonts w:ascii="Times New Roman" w:hAnsi="Times New Roman" w:cs="Times New Roman"/>
-          <w:sz w:val="28"/>
-          <w:szCs w:val="28"/>
-        </w:rPr>
-        <w:t xml:space="preserve">", она отправит данные формы на сервер. С </w:t>
-      </w:r>
-      <w:proofErr w:type="spellStart"/>
-      <w:r>
-        <w:rPr>
-          <w:rFonts w:ascii="Times New Roman" w:hAnsi="Times New Roman" w:cs="Times New Roman"/>
-          <w:sz w:val="28"/>
-          <w:szCs w:val="28"/>
-        </w:rPr>
-        <w:t>type</w:t>
-      </w:r>
-      <w:proofErr w:type="spellEnd"/>
-      <w:r>
-        <w:rPr>
-          <w:rFonts w:ascii="Times New Roman" w:hAnsi="Times New Roman" w:cs="Times New Roman"/>
-          <w:sz w:val="28"/>
-          <w:szCs w:val="28"/>
-        </w:rPr>
-        <w:t>="</w:t>
-      </w:r>
-      <w:proofErr w:type="spellStart"/>
-      <w:r>
-        <w:rPr>
-          <w:rFonts w:ascii="Times New Roman" w:hAnsi="Times New Roman" w:cs="Times New Roman"/>
-          <w:sz w:val="28"/>
-          <w:szCs w:val="28"/>
-        </w:rPr>
-        <w:t>button</w:t>
-      </w:r>
-      <w:proofErr w:type="spellEnd"/>
-      <w:r>
-        <w:rPr>
-          <w:rFonts w:ascii="Times New Roman" w:hAnsi="Times New Roman" w:cs="Times New Roman"/>
-          <w:sz w:val="28"/>
-          <w:szCs w:val="28"/>
-        </w:rPr>
-        <w:t>" она просто будет выполнять действие, заданное в JavaScript.</w:t>
+      <w:proofErr w:type="spellStart"/>
+      <w:proofErr w:type="spellEnd"/>
+      <w:proofErr w:type="spellStart"/>
+      <w:proofErr w:type="spellEnd"/>
+      <w:proofErr w:type="spellStart"/>
+      <w:proofErr w:type="spellEnd"/>
+      <w:proofErr w:type="spellStart"/>
+      <w:proofErr w:type="spellEnd"/>
+      <w:proofErr w:type="spellStart"/>
+      <w:proofErr w:type="spellEnd"/>
+      <w:r>
+        <w:rPr>
+          <w:rFonts w:ascii="Times New Roman" w:hAnsi="Times New Roman" w:cs="Times New Roman"/>
+          <w:sz w:val="28"/>
+          <w:szCs w:val="28"/>
+        </w:rPr>
+        <w:t xml:space="preserve">Кнопка создаётся тегом &lt;button&gt;. Внутри формы с type="submit" она отправляет данные формы на сервер, а с type="button" просто выполняет действие, заданное в JavaScript.</w:t>
       </w:r>
     </w:p>
     <w:p>
@@ -6631,31 +5228,15 @@
           <w:szCs w:val="28"/>
         </w:rPr>
       </w:pPr>
-      <w:r>
-        <w:rPr>
-          <w:rFonts w:ascii="Times New Roman" w:hAnsi="Times New Roman" w:cs="Times New Roman"/>
-          <w:sz w:val="28"/>
-          <w:szCs w:val="28"/>
-        </w:rPr>
-        <w:t>Рекомендуется: использовать понятный и дружелюбный язык (избегать сухих фраз «</w:t>
-      </w:r>
-      <w:proofErr w:type="spellStart"/>
-      <w:r>
-        <w:rPr>
-          <w:rFonts w:ascii="Times New Roman" w:hAnsi="Times New Roman" w:cs="Times New Roman"/>
-          <w:sz w:val="28"/>
-          <w:szCs w:val="28"/>
-        </w:rPr>
-        <w:t>Error</w:t>
-      </w:r>
-      <w:proofErr w:type="spellEnd"/>
-      <w:r>
-        <w:rPr>
-          <w:rFonts w:ascii="Times New Roman" w:hAnsi="Times New Roman" w:cs="Times New Roman"/>
-          <w:sz w:val="28"/>
-          <w:szCs w:val="28"/>
-        </w:rPr>
-        <w:t xml:space="preserve"> 404»), сохранять фирменный стиль сайта, предлагать пользователю конкретные действия (вернуться на главную, воспользоваться поиском) и, возможно, добавить немного юмора или креатива, чтобы запомниться.</w:t>
+      <w:proofErr w:type="spellStart"/>
+      <w:proofErr w:type="spellEnd"/>
+      <w:r>
+        <w:rPr>
+          <w:rFonts w:ascii="Times New Roman" w:hAnsi="Times New Roman" w:cs="Times New Roman"/>
+          <w:sz w:val="28"/>
+          <w:szCs w:val="28"/>
+        </w:rPr>
+        <w:t xml:space="preserve">Нужно использовать понятный дружелюбный текст (а не сухое «Error 404»), сохранить стиль сайта, предложить конкретные действия (вернуться на главную, воспользоваться поиском) и при желании добавить немного юмора.</w:t>
       </w:r>
     </w:p>
     <w:p>
